--- a/Charts/Set-font-for-primary-category-axis/.NET/Set-font-for-primary-category-axis/Data/Sample.docx
+++ b/Charts/Set-font-for-primary-category-axis/.NET/Set-font-for-primary-category-axis/Data/Sample.docx
@@ -1,155 +1,88 @@
 
 <file path=word/document.xml><?xml version="1.0" encoding="utf-8"?>
-<w:document xmlns:wpc="http://schemas.microsoft.com/office/word/2010/wordprocessingCanvas" xmlns:mc="http://schemas.openxmlformats.org/markup-compatibility/2006" xmlns:o="urn:schemas-microsoft-com:office:office" xmlns:r="http://schemas.openxmlformats.org/officeDocument/2006/relationships" xmlns:m="http://schemas.openxmlformats.org/officeDocument/2006/math" xmlns:v="urn:schemas-microsoft-com:vml" xmlns:wp14="http://schemas.microsoft.com/office/word/2010/wordprocessingDrawing" xmlns:wp="http://schemas.openxmlformats.org/drawingml/2006/wordprocessingDrawing" xmlns:w="http://schemas.openxmlformats.org/wordprocessingml/2006/main" xmlns:w10="urn:schemas-microsoft-com:office:word" xmlns:w14="http://schemas.microsoft.com/office/word/2010/wordml" xmlns:w15="http://schemas.microsoft.com/office/word/2012/wordml" xmlns:wpg="http://schemas.microsoft.com/office/word/2010/wordprocessingGroup" xmlns:wpi="http://schemas.microsoft.com/office/word/2010/wordprocessingInk" xmlns:wne="http://schemas.microsoft.com/office/word/2006/wordml" xmlns:wps="http://schemas.microsoft.com/office/word/2010/wordprocessingShape" xmlns:cx="http://schemas.microsoft.com/office/drawing/2014/chartex" xmlns:aink="http://schemas.microsoft.com/office/drawing/2016/ink" xmlns:am3d="http://schemas.microsoft.com/office/drawing/2017/model3d" xmlns:w16cex="http://schemas.microsoft.com/office/word/2018/wordml/cex" xmlns:w16cid="http://schemas.microsoft.com/office/word/2016/wordml/cid" xmlns:w16sdtdh="http://schemas.microsoft.com/office/word/2020/wordml/sdtdatahash" xmlns:w16se="http://schemas.microsoft.com/office/word/2015/wordml/symex" xmlns:w16="http://schemas.microsoft.com/office/word/2018/wordml" xmlns:c="http://schemas.openxmlformats.org/drawingml/2006/chart" mc:Ignorable="w14 w15 w16se w16cid w16 w16cex w16sdtdh wp14">
+<w:document xmlns:wpc="http://schemas.microsoft.com/office/word/2010/wordprocessingCanvas" xmlns:cx="http://schemas.microsoft.com/office/drawing/2014/chartex" xmlns:cx1="http://schemas.microsoft.com/office/drawing/2015/9/8/chartex" xmlns:cx2="http://schemas.microsoft.com/office/drawing/2015/10/21/chartex" xmlns:cx3="http://schemas.microsoft.com/office/drawing/2016/5/9/chartex" xmlns:cx4="http://schemas.microsoft.com/office/drawing/2016/5/10/chartex" xmlns:cx5="http://schemas.microsoft.com/office/drawing/2016/5/11/chartex" xmlns:cx6="http://schemas.microsoft.com/office/drawing/2016/5/12/chartex" xmlns:cx7="http://schemas.microsoft.com/office/drawing/2016/5/13/chartex" xmlns:cx8="http://schemas.microsoft.com/office/drawing/2016/5/14/chartex" xmlns:mc="http://schemas.openxmlformats.org/markup-compatibility/2006" xmlns:aink="http://schemas.microsoft.com/office/drawing/2016/ink" xmlns:am3d="http://schemas.microsoft.com/office/drawing/2017/model3d" xmlns:o="urn:schemas-microsoft-com:office:office" xmlns:oel="http://schemas.microsoft.com/office/2019/extlst" xmlns:r="http://schemas.openxmlformats.org/officeDocument/2006/relationships" xmlns:m="http://schemas.openxmlformats.org/officeDocument/2006/math" xmlns:v="urn:schemas-microsoft-com:vml" xmlns:wp14="http://schemas.microsoft.com/office/word/2010/wordprocessingDrawing" xmlns:wp="http://schemas.openxmlformats.org/drawingml/2006/wordprocessingDrawing" xmlns:w10="urn:schemas-microsoft-com:office:word" xmlns:w="http://schemas.openxmlformats.org/wordprocessingml/2006/main" xmlns:w14="http://schemas.microsoft.com/office/word/2010/wordml" xmlns:w15="http://schemas.microsoft.com/office/word/2012/wordml" xmlns:w16cex="http://schemas.microsoft.com/office/word/2018/wordml/cex" xmlns:w16cid="http://schemas.microsoft.com/office/word/2016/wordml/cid" xmlns:w16="http://schemas.microsoft.com/office/word/2018/wordml" xmlns:w16du="http://schemas.microsoft.com/office/word/2023/wordml/word16du" xmlns:w16sdtdh="http://schemas.microsoft.com/office/word/2020/wordml/sdtdatahash" xmlns:w16sdtfl="http://schemas.microsoft.com/office/word/2024/wordml/sdtformatlock" xmlns:w16se="http://schemas.microsoft.com/office/word/2015/wordml/symex" xmlns:wpg="http://schemas.microsoft.com/office/word/2010/wordprocessingGroup" xmlns:wpi="http://schemas.microsoft.com/office/word/2010/wordprocessingInk" xmlns:wne="http://schemas.microsoft.com/office/word/2006/wordml" xmlns:wps="http://schemas.microsoft.com/office/word/2010/wordprocessingShape" mc:Ignorable="w14 w15 w16se w16cid w16 w16cex w16sdtdh w16sdtfl w16du wp14">
   <w:body>
     <w:p>
-      <w:pPr>
-        <w:pBdr/>
-        <w:spacing/>
-        <w:rPr/>
-      </w:pPr>
       <w:r>
         <w:rPr>
-          <w:rFonts w:ascii="Calibri" w:hAnsi="Calibri" w:eastAsia="Calibri" w:cs="Calibri"/>
-          <w:b/>
-          <w:color w:val="FF0000"/>
-          <w:sz w:val="24"/>
+          <w:noProof/>
         </w:rPr>
-        <w:t xml:space="preserve">Created with a trial version of Syncfusion Word library or registered the wrong key in your application. Click </w:t>
-      </w:r>
-      <w:r>
-        <w:rPr/>
-        <w:fldChar w:fldCharType="begin"/>
-      </w:r>
-      <w:r>
-        <w:rPr/>
-        <w:instrText xml:space="preserve">HYPERLINK "https://www.syncfusion.com/account/claim-license-key?pl=ZmlsZWZvcm1hdHM=&amp;vs=MjEuMi45" </w:instrText>
-      </w:r>
-      <w:r>
-        <w:rPr/>
-        <w:fldChar w:fldCharType="separate"/>
-      </w:r>
-      <w:r>
-        <w:rPr>
-          <w:rStyle w:val="Hyperlink"/>
-          <w:rFonts w:ascii="Calibri" w:hAnsi="Calibri" w:eastAsia="Calibri" w:cs="Calibri"/>
-          <w:b/>
-          <w:sz w:val="24"/>
-        </w:rPr>
-        <w:t xml:space="preserve">here</w:t>
-      </w:r>
-      <w:r>
-        <w:rPr/>
-        <w:fldChar w:fldCharType="end"/>
-      </w:r>
-      <w:r>
-        <w:rPr>
-          <w:rFonts w:ascii="Calibri" w:hAnsi="Calibri" w:eastAsia="Calibri" w:cs="Calibri"/>
-          <w:b/>
-          <w:color w:val="FF0000"/>
-          <w:sz w:val="24"/>
-        </w:rPr>
-        <w:t xml:space="preserve"> to obtain the valid key.</w:t>
-      </w:r>
-    </w:p>
-    <w:p>
-      <w:pPr>
-        <w:spacing/>
-        <w:rPr/>
-      </w:pPr>
-      <w:r>
-        <w:rPr/>
         <w:drawing>
-          <wp:inline>
+          <wp:inline distT="0" distB="0" distL="0" distR="0" wp14:anchorId="2078D1CF" wp14:editId="5615C884">
             <wp:extent cx="5664200" cy="3429000"/>
-            <wp:docPr id="1" name="Chart" title=""/>
+            <wp:effectExtent l="0" t="0" r="0" b="0"/>
+            <wp:docPr id="1" name="Chart"/>
+            <wp:cNvGraphicFramePr/>
             <a:graphic xmlns:a="http://schemas.openxmlformats.org/drawingml/2006/main">
               <a:graphicData uri="http://schemas.openxmlformats.org/drawingml/2006/chart">
-                <c:chart xmlns:r="http://schemas.openxmlformats.org/officeDocument/2006/relationships" r:id="rId1"/>
+                <c:chart xmlns:c="http://schemas.openxmlformats.org/drawingml/2006/chart" xmlns:r="http://schemas.openxmlformats.org/officeDocument/2006/relationships" r:id="rId6"/>
               </a:graphicData>
             </a:graphic>
           </wp:inline>
         </w:drawing>
       </w:r>
     </w:p>
-    <w:p>
-      <w:pPr>
-        <w:spacing/>
-        <w:rPr/>
-      </w:pPr>
-      <w:r>
-        <w:rPr>
-          <w:rFonts w:ascii="Calibri" w:hAnsi="Calibri" w:eastAsia="Calibri" w:cs="Calibri"/>
-          <w:b/>
-          <w:color w:val="FF0000"/>
-          <w:sz w:val="24"/>
-        </w:rPr>
-        <w:t xml:space="preserve">Created with a trial version of Syncfusion Word library or registered the wrong key in your application. Click </w:t>
-      </w:r>
-      <w:r>
-        <w:rPr/>
-        <w:fldChar w:fldCharType="begin"/>
-      </w:r>
-      <w:r>
-        <w:rPr/>
-        <w:instrText xml:space="preserve">HYPERLINK "https://www.syncfusion.com/account/claim-license-key?pl=ZmlsZWZvcm1hdHM=&amp;vs=MjEuMi45" </w:instrText>
-      </w:r>
-      <w:r>
-        <w:rPr/>
-        <w:fldChar w:fldCharType="separate"/>
-      </w:r>
-      <w:r>
-        <w:rPr>
-          <w:rStyle w:val="Hyperlink"/>
-          <w:rFonts w:ascii="Calibri" w:hAnsi="Calibri" w:eastAsia="Calibri" w:cs="Calibri"/>
-          <w:b/>
-          <w:sz w:val="24"/>
-        </w:rPr>
-        <w:t xml:space="preserve">here</w:t>
-      </w:r>
-      <w:r>
-        <w:rPr/>
-        <w:fldChar w:fldCharType="end"/>
-      </w:r>
-      <w:r>
-        <w:rPr>
-          <w:rFonts w:ascii="Calibri" w:hAnsi="Calibri" w:eastAsia="Calibri" w:cs="Calibri"/>
-          <w:b/>
-          <w:color w:val="FF0000"/>
-          <w:sz w:val="24"/>
-        </w:rPr>
-        <w:t xml:space="preserve"> to obtain the valid key.</w:t>
-      </w:r>
-    </w:p>
+    <w:p/>
     <w:sectPr>
-      <w:headerReference w:type="first" r:id="rId2"/>
-      <w:headerReference w:type="even" r:id="rId3"/>
-      <w:headerReference w:type="default" r:id="rId4"/>
-      <w:type w:val="nextPage"/>
+      <w:headerReference w:type="even" r:id="rId7"/>
+      <w:headerReference w:type="first" r:id="rId8"/>
       <w:pgSz w:w="11906" w:h="16838"/>
-      <w:pgMar w:top="400" w:right="400" w:bottom="400" w:left="1000" w:gutter="0"/>
-      <w:pgBorders/>
-      <w:pgNumType w:fmt="decimal"/>
-      <w:cols w:equalWidth="1" w:space="720"/>
+      <w:pgMar w:top="400" w:right="400" w:bottom="400" w:left="1000" w:header="720" w:footer="720" w:gutter="0"/>
+      <w:cols w:space="720"/>
     </w:sectPr>
   </w:body>
 </w:document>
 </file>
 
-<file path=word/header2.xml><?xml version="1.0" encoding="utf-8"?>
-<w:hdr xmlns:v="urn:schemas-microsoft-com:vml" xmlns:w10="urn:schemas-microsoft-com:office:word" xmlns:o="urn:schemas-microsoft-com:office:office" xmlns:ve="http://schemas.openxmlformats.org/markup-compatibility/2006" xmlns:r="http://schemas.openxmlformats.org/officeDocument/2006/relationships" xmlns:m="http://schemas.openxmlformats.org/officeDocument/2006/math" xmlns:wne="http://schemas.microsoft.com/office/word/2006/wordml" xmlns:a="http://schemas.openxmlformats.org/drawingml/2006/main" xmlns:pic="http://schemas.openxmlformats.org/drawingml/2006/picture" xmlns:wp="http://schemas.openxmlformats.org/drawingml/2006/wordprocessingDrawing" xmlns:wpc="http://schemas.microsoft.com/office/word/2010/wordprocessingCanvas" xmlns:wp14="http://schemas.microsoft.com/office/word/2010/wordprocessingDrawing" xmlns:w14="http://schemas.microsoft.com/office/word/2010/wordml" xmlns:w15="http://schemas.microsoft.com/office/word/2012/wordml" xmlns:wpg="http://schemas.microsoft.com/office/word/2010/wordprocessingGroup" xmlns:wpi="http://schemas.microsoft.com/office/word/2010/wordprocessingInk" xmlns:wps="http://schemas.microsoft.com/office/word/2010/wordprocessingShape" xmlns:w="http://schemas.openxmlformats.org/wordprocessingml/2006/main" ve:Ignorable="w14 w15 wp14">
+<file path=word/endnotes.xml><?xml version="1.0" encoding="utf-8"?>
+<w:endnotes xmlns:wpc="http://schemas.microsoft.com/office/word/2010/wordprocessingCanvas" xmlns:cx="http://schemas.microsoft.com/office/drawing/2014/chartex" xmlns:cx1="http://schemas.microsoft.com/office/drawing/2015/9/8/chartex" xmlns:cx2="http://schemas.microsoft.com/office/drawing/2015/10/21/chartex" xmlns:cx3="http://schemas.microsoft.com/office/drawing/2016/5/9/chartex" xmlns:cx4="http://schemas.microsoft.com/office/drawing/2016/5/10/chartex" xmlns:cx5="http://schemas.microsoft.com/office/drawing/2016/5/11/chartex" xmlns:cx6="http://schemas.microsoft.com/office/drawing/2016/5/12/chartex" xmlns:cx7="http://schemas.microsoft.com/office/drawing/2016/5/13/chartex" xmlns:cx8="http://schemas.microsoft.com/office/drawing/2016/5/14/chartex" xmlns:mc="http://schemas.openxmlformats.org/markup-compatibility/2006" xmlns:aink="http://schemas.microsoft.com/office/drawing/2016/ink" xmlns:am3d="http://schemas.microsoft.com/office/drawing/2017/model3d" xmlns:o="urn:schemas-microsoft-com:office:office" xmlns:oel="http://schemas.microsoft.com/office/2019/extlst" xmlns:r="http://schemas.openxmlformats.org/officeDocument/2006/relationships" xmlns:m="http://schemas.openxmlformats.org/officeDocument/2006/math" xmlns:v="urn:schemas-microsoft-com:vml" xmlns:wp14="http://schemas.microsoft.com/office/word/2010/wordprocessingDrawing" xmlns:wp="http://schemas.openxmlformats.org/drawingml/2006/wordprocessingDrawing" xmlns:w10="urn:schemas-microsoft-com:office:word" xmlns:w="http://schemas.openxmlformats.org/wordprocessingml/2006/main" xmlns:w14="http://schemas.microsoft.com/office/word/2010/wordml" xmlns:w15="http://schemas.microsoft.com/office/word/2012/wordml" xmlns:w16cex="http://schemas.microsoft.com/office/word/2018/wordml/cex" xmlns:w16cid="http://schemas.microsoft.com/office/word/2016/wordml/cid" xmlns:w16="http://schemas.microsoft.com/office/word/2018/wordml" xmlns:w16du="http://schemas.microsoft.com/office/word/2023/wordml/word16du" xmlns:w16sdtdh="http://schemas.microsoft.com/office/word/2020/wordml/sdtdatahash" xmlns:w16sdtfl="http://schemas.microsoft.com/office/word/2024/wordml/sdtformatlock" xmlns:w16se="http://schemas.microsoft.com/office/word/2015/wordml/symex" xmlns:wpg="http://schemas.microsoft.com/office/word/2010/wordprocessingGroup" xmlns:wpi="http://schemas.microsoft.com/office/word/2010/wordprocessingInk" xmlns:wne="http://schemas.microsoft.com/office/word/2006/wordml" xmlns:wps="http://schemas.microsoft.com/office/word/2010/wordprocessingShape" mc:Ignorable="w14 w15 w16se w16cid w16 w16cex w16sdtdh w16sdtfl w16du wp14">
+  <w:endnote w:type="separator" w:id="-1">
+    <w:p>
+      <w:r>
+        <w:separator/>
+      </w:r>
+    </w:p>
+  </w:endnote>
+  <w:endnote w:type="continuationSeparator" w:id="0">
+    <w:p>
+      <w:r>
+        <w:continuationSeparator/>
+      </w:r>
+    </w:p>
+  </w:endnote>
+</w:endnotes>
+</file>
+
+<file path=word/footnotes.xml><?xml version="1.0" encoding="utf-8"?>
+<w:footnotes xmlns:wpc="http://schemas.microsoft.com/office/word/2010/wordprocessingCanvas" xmlns:cx="http://schemas.microsoft.com/office/drawing/2014/chartex" xmlns:cx1="http://schemas.microsoft.com/office/drawing/2015/9/8/chartex" xmlns:cx2="http://schemas.microsoft.com/office/drawing/2015/10/21/chartex" xmlns:cx3="http://schemas.microsoft.com/office/drawing/2016/5/9/chartex" xmlns:cx4="http://schemas.microsoft.com/office/drawing/2016/5/10/chartex" xmlns:cx5="http://schemas.microsoft.com/office/drawing/2016/5/11/chartex" xmlns:cx6="http://schemas.microsoft.com/office/drawing/2016/5/12/chartex" xmlns:cx7="http://schemas.microsoft.com/office/drawing/2016/5/13/chartex" xmlns:cx8="http://schemas.microsoft.com/office/drawing/2016/5/14/chartex" xmlns:mc="http://schemas.openxmlformats.org/markup-compatibility/2006" xmlns:aink="http://schemas.microsoft.com/office/drawing/2016/ink" xmlns:am3d="http://schemas.microsoft.com/office/drawing/2017/model3d" xmlns:o="urn:schemas-microsoft-com:office:office" xmlns:oel="http://schemas.microsoft.com/office/2019/extlst" xmlns:r="http://schemas.openxmlformats.org/officeDocument/2006/relationships" xmlns:m="http://schemas.openxmlformats.org/officeDocument/2006/math" xmlns:v="urn:schemas-microsoft-com:vml" xmlns:wp14="http://schemas.microsoft.com/office/word/2010/wordprocessingDrawing" xmlns:wp="http://schemas.openxmlformats.org/drawingml/2006/wordprocessingDrawing" xmlns:w10="urn:schemas-microsoft-com:office:word" xmlns:w="http://schemas.openxmlformats.org/wordprocessingml/2006/main" xmlns:w14="http://schemas.microsoft.com/office/word/2010/wordml" xmlns:w15="http://schemas.microsoft.com/office/word/2012/wordml" xmlns:w16cex="http://schemas.microsoft.com/office/word/2018/wordml/cex" xmlns:w16cid="http://schemas.microsoft.com/office/word/2016/wordml/cid" xmlns:w16="http://schemas.microsoft.com/office/word/2018/wordml" xmlns:w16du="http://schemas.microsoft.com/office/word/2023/wordml/word16du" xmlns:w16sdtdh="http://schemas.microsoft.com/office/word/2020/wordml/sdtdatahash" xmlns:w16sdtfl="http://schemas.microsoft.com/office/word/2024/wordml/sdtformatlock" xmlns:w16se="http://schemas.microsoft.com/office/word/2015/wordml/symex" xmlns:wpg="http://schemas.microsoft.com/office/word/2010/wordprocessingGroup" xmlns:wpi="http://schemas.microsoft.com/office/word/2010/wordprocessingInk" xmlns:wne="http://schemas.microsoft.com/office/word/2006/wordml" xmlns:wps="http://schemas.microsoft.com/office/word/2010/wordprocessingShape" mc:Ignorable="w14 w15 w16se w16cid w16 w16cex w16sdtdh w16sdtfl w16du wp14">
+  <w:footnote w:type="separator" w:id="-1">
+    <w:p>
+      <w:r>
+        <w:separator/>
+      </w:r>
+    </w:p>
+  </w:footnote>
+  <w:footnote w:type="continuationSeparator" w:id="0">
+    <w:p>
+      <w:r>
+        <w:continuationSeparator/>
+      </w:r>
+    </w:p>
+  </w:footnote>
+</w:footnotes>
+</file>
+
+<file path=word/header1.xml><?xml version="1.0" encoding="utf-8"?>
+<w:hdr xmlns:wpc="http://schemas.microsoft.com/office/word/2010/wordprocessingCanvas" xmlns:cx="http://schemas.microsoft.com/office/drawing/2014/chartex" xmlns:cx1="http://schemas.microsoft.com/office/drawing/2015/9/8/chartex" xmlns:cx2="http://schemas.microsoft.com/office/drawing/2015/10/21/chartex" xmlns:cx3="http://schemas.microsoft.com/office/drawing/2016/5/9/chartex" xmlns:cx4="http://schemas.microsoft.com/office/drawing/2016/5/10/chartex" xmlns:cx5="http://schemas.microsoft.com/office/drawing/2016/5/11/chartex" xmlns:cx6="http://schemas.microsoft.com/office/drawing/2016/5/12/chartex" xmlns:cx7="http://schemas.microsoft.com/office/drawing/2016/5/13/chartex" xmlns:cx8="http://schemas.microsoft.com/office/drawing/2016/5/14/chartex" xmlns:mc="http://schemas.openxmlformats.org/markup-compatibility/2006" xmlns:aink="http://schemas.microsoft.com/office/drawing/2016/ink" xmlns:am3d="http://schemas.microsoft.com/office/drawing/2017/model3d" xmlns:o="urn:schemas-microsoft-com:office:office" xmlns:oel="http://schemas.microsoft.com/office/2019/extlst" xmlns:r="http://schemas.openxmlformats.org/officeDocument/2006/relationships" xmlns:m="http://schemas.openxmlformats.org/officeDocument/2006/math" xmlns:v="urn:schemas-microsoft-com:vml" xmlns:wp14="http://schemas.microsoft.com/office/word/2010/wordprocessingDrawing" xmlns:wp="http://schemas.openxmlformats.org/drawingml/2006/wordprocessingDrawing" xmlns:w10="urn:schemas-microsoft-com:office:word" xmlns:w="http://schemas.openxmlformats.org/wordprocessingml/2006/main" xmlns:w14="http://schemas.microsoft.com/office/word/2010/wordml" xmlns:w15="http://schemas.microsoft.com/office/word/2012/wordml" xmlns:w16cex="http://schemas.microsoft.com/office/word/2018/wordml/cex" xmlns:w16cid="http://schemas.microsoft.com/office/word/2016/wordml/cid" xmlns:w16="http://schemas.microsoft.com/office/word/2018/wordml" xmlns:w16du="http://schemas.microsoft.com/office/word/2023/wordml/word16du" xmlns:w16sdtdh="http://schemas.microsoft.com/office/word/2020/wordml/sdtdatahash" xmlns:w16sdtfl="http://schemas.microsoft.com/office/word/2024/wordml/sdtformatlock" xmlns:w16se="http://schemas.microsoft.com/office/word/2015/wordml/symex" xmlns:wpg="http://schemas.microsoft.com/office/word/2010/wordprocessingGroup" xmlns:wpi="http://schemas.microsoft.com/office/word/2010/wordprocessingInk" xmlns:wne="http://schemas.microsoft.com/office/word/2006/wordml" xmlns:wps="http://schemas.microsoft.com/office/word/2010/wordprocessingShape" mc:Ignorable="w14 w15 w16se w16cid w16 w16cex w16sdtdh w16sdtfl w16du wp14">
   <w:p>
-    <w:pPr>
-      <w:pBdr/>
-      <w:spacing/>
-      <w:rPr/>
-    </w:pPr>
     <w:r>
-      <w:rPr/>
-      <ve:AlternateContent>
-        <ve:Choice Requires="wps">
+      <w:rPr>
+        <w:noProof/>
+      </w:rPr>
+      <mc:AlternateContent>
+        <mc:Choice Requires="wps">
           <w:drawing>
-            <wp:anchor distT="0" distB="0" distL="0" distR="0" simplePos="0" relativeHeight="3072" behindDoc="0" locked="0" layoutInCell="1" allowOverlap="1">
+            <wp:anchor distT="0" distB="0" distL="0" distR="0" simplePos="0" relativeHeight="2048" behindDoc="0" locked="0" layoutInCell="1" allowOverlap="1" wp14:anchorId="57F987C3" wp14:editId="1ADA31C3">
               <wp:simplePos x="0" y="0"/>
               <wp:positionH relativeFrom="page">
                 <wp:align>left</wp:align>
@@ -158,9 +91,11 @@
                 <wp:align>center</wp:align>
               </wp:positionV>
               <wp:extent cx="7433310" cy="1270000"/>
+              <wp:effectExtent l="0" t="0" r="0" b="0"/>
               <wp:wrapNone/>
-              <wp:docPr id="3" name="Rectangle" title=""/>
-              <a:graphic>
+              <wp:docPr id="2" name="Rectangle"/>
+              <wp:cNvGraphicFramePr/>
+              <a:graphic xmlns:a="http://schemas.openxmlformats.org/drawingml/2006/main">
                 <a:graphicData uri="http://schemas.microsoft.com/office/word/2010/wordprocessingShape">
                   <wps:wsp>
                     <wps:cNvSpPr/>
@@ -177,7 +112,7 @@
                           <a:alpha val="100000"/>
                         </a:srgbClr>
                       </a:solidFill>
-                      <a:ln cap="flat" cmpd="sng" w="12700">
+                      <a:ln w="12700" cap="flat" cmpd="sng">
                         <a:noFill/>
                         <a:prstDash val="solid"/>
                       </a:ln>
@@ -186,23 +121,38 @@
                       <w:txbxContent>
                         <w:p>
                           <w:pPr>
-                            <w:pBdr/>
-                            <w:spacing/>
                             <w:jc w:val="center"/>
-                            <w:rPr/>
                           </w:pPr>
                           <w:r>
                             <w:rPr>
-                              <w:rFonts w:ascii="Calibri" w:hAnsi="Calibri" w:eastAsia="Calibri" w:cs="Calibri"/>
+                              <w:rFonts w:ascii="Calibri" w:eastAsia="Calibri" w:hAnsi="Calibri" w:cs="Calibri"/>
                               <w:color w:val="FF0000"/>
                               <w:sz w:val="32"/>
                             </w:rPr>
-                            <w:t xml:space="preserve">Created with a trial version of Syncfusion Word library</w:t>
+                            <w:t xml:space="preserve">Created with a trial version of </w:t>
+                          </w:r>
+                          <w:proofErr w:type="spellStart"/>
+                          <w:r>
+                            <w:rPr>
+                              <w:rFonts w:ascii="Calibri" w:eastAsia="Calibri" w:hAnsi="Calibri" w:cs="Calibri"/>
+                              <w:color w:val="FF0000"/>
+                              <w:sz w:val="32"/>
+                            </w:rPr>
+                            <w:t>Syncfusion</w:t>
+                          </w:r>
+                          <w:proofErr w:type="spellEnd"/>
+                          <w:r>
+                            <w:rPr>
+                              <w:rFonts w:ascii="Calibri" w:eastAsia="Calibri" w:hAnsi="Calibri" w:cs="Calibri"/>
+                              <w:color w:val="FF0000"/>
+                              <w:sz w:val="32"/>
+                            </w:rPr>
+                            <w:t xml:space="preserve"> Word library</w:t>
                           </w:r>
                         </w:p>
                       </w:txbxContent>
                     </wps:txbx>
-                    <wps:bodyPr rot="0" spcFirstLastPara="0" vertOverflow="overflow" horzOverflow="overflow" wrap="square" lIns="91440" rIns="91440" tIns="45720" bIns="45720" numCol="1" spcCol="0" rtlCol="0" fromWordArt="0" anchor="t" anchorCtr="0" forceAA="0" compatLnSpc="1" vert="horz">
+                    <wps:bodyPr rot="0" spcFirstLastPara="0" vertOverflow="overflow" horzOverflow="overflow" vert="horz" wrap="square" lIns="91440" tIns="45720" rIns="91440" bIns="45720" numCol="1" spcCol="0" rtlCol="0" fromWordArt="0" anchor="t" anchorCtr="0" forceAA="0" compatLnSpc="1">
                       <a:prstTxWarp prst="textNoShape">
                         <a:avLst/>
                       </a:prstTxWarp>
@@ -213,8 +163,132 @@
               </a:graphic>
             </wp:anchor>
           </w:drawing>
-        </ve:Choice>
-        <ve:Fallback>
+        </mc:Choice>
+        <ve:Fallback xmlns:pic="http://schemas.openxmlformats.org/drawingml/2006/picture" xmlns:a="http://schemas.openxmlformats.org/drawingml/2006/main" xmlns:ve="http://schemas.openxmlformats.org/markup-compatibility/2006">
+          <w:pict>
+            <v:shape id="SyncfusionLicense" type="#_x0000_t202" style="position:absolute;margin-left:0pt;margin-top:0pt;width:585.3pt;height:100pt;rotation:315;z-index:2048;mso-position-horizontal-relative:page;mso-position-vertical-relative:page;mso-position-horizontal:left;mso-position-vertical:center;v-text-anchor:top;mso-wrap-distance-left:9pt;mso-wrap-distance-top:0pt;mso-wrap-distance-right:9pt;mso-wrap-distance-bottom:0pt;mso-wrap-style:square" fillcolor="#FFFFFF" strokecolor="#000000" strokeweight="0.75pt" stroked="f">
+              <v:textbox style="mso-fit-shape-to-text:t;" inset="7.2pt,3.6pt,7.2pt,3.6pt">
+                <w:txbxContent>
+                  <w:p>
+                    <w:pPr>
+                      <w:pBdr/>
+                      <w:spacing/>
+                      <w:jc w:val="center"/>
+                      <w:rPr/>
+                    </w:pPr>
+                    <w:r>
+                      <w:rPr>
+                        <w:rFonts w:ascii="Calibri" w:hAnsi="Calibri" w:eastAsia="Calibri" w:cs="Calibri"/>
+                        <w:color w:val="FF0000"/>
+                        <w:sz w:val="32"/>
+                      </w:rPr>
+                      <w:t xml:space="preserve">Created with a trial version of Syncfusion Word library</w:t>
+                    </w:r>
+                  </w:p>
+                </w:txbxContent>
+              </v:textbox>
+            </v:shape>
+          </w:pict>
+        </ve:Fallback>
+      </mc:AlternateContent>
+    </w:r>
+  </w:p>
+</w:hdr>
+</file>
+
+<file path=word/header2.xml><?xml version="1.0" encoding="utf-8"?>
+<w:hdr xmlns:wpc="http://schemas.microsoft.com/office/word/2010/wordprocessingCanvas" xmlns:cx="http://schemas.microsoft.com/office/drawing/2014/chartex" xmlns:cx1="http://schemas.microsoft.com/office/drawing/2015/9/8/chartex" xmlns:cx2="http://schemas.microsoft.com/office/drawing/2015/10/21/chartex" xmlns:cx3="http://schemas.microsoft.com/office/drawing/2016/5/9/chartex" xmlns:cx4="http://schemas.microsoft.com/office/drawing/2016/5/10/chartex" xmlns:cx5="http://schemas.microsoft.com/office/drawing/2016/5/11/chartex" xmlns:cx6="http://schemas.microsoft.com/office/drawing/2016/5/12/chartex" xmlns:cx7="http://schemas.microsoft.com/office/drawing/2016/5/13/chartex" xmlns:cx8="http://schemas.microsoft.com/office/drawing/2016/5/14/chartex" xmlns:mc="http://schemas.openxmlformats.org/markup-compatibility/2006" xmlns:aink="http://schemas.microsoft.com/office/drawing/2016/ink" xmlns:am3d="http://schemas.microsoft.com/office/drawing/2017/model3d" xmlns:o="urn:schemas-microsoft-com:office:office" xmlns:oel="http://schemas.microsoft.com/office/2019/extlst" xmlns:r="http://schemas.openxmlformats.org/officeDocument/2006/relationships" xmlns:m="http://schemas.openxmlformats.org/officeDocument/2006/math" xmlns:v="urn:schemas-microsoft-com:vml" xmlns:wp14="http://schemas.microsoft.com/office/word/2010/wordprocessingDrawing" xmlns:wp="http://schemas.openxmlformats.org/drawingml/2006/wordprocessingDrawing" xmlns:w10="urn:schemas-microsoft-com:office:word" xmlns:w="http://schemas.openxmlformats.org/wordprocessingml/2006/main" xmlns:w14="http://schemas.microsoft.com/office/word/2010/wordml" xmlns:w15="http://schemas.microsoft.com/office/word/2012/wordml" xmlns:w16cex="http://schemas.microsoft.com/office/word/2018/wordml/cex" xmlns:w16cid="http://schemas.microsoft.com/office/word/2016/wordml/cid" xmlns:w16="http://schemas.microsoft.com/office/word/2018/wordml" xmlns:w16du="http://schemas.microsoft.com/office/word/2023/wordml/word16du" xmlns:w16sdtdh="http://schemas.microsoft.com/office/word/2020/wordml/sdtdatahash" xmlns:w16sdtfl="http://schemas.microsoft.com/office/word/2024/wordml/sdtformatlock" xmlns:w16se="http://schemas.microsoft.com/office/word/2015/wordml/symex" xmlns:wpg="http://schemas.microsoft.com/office/word/2010/wordprocessingGroup" xmlns:wpi="http://schemas.microsoft.com/office/word/2010/wordprocessingInk" xmlns:wne="http://schemas.microsoft.com/office/word/2006/wordml" xmlns:wps="http://schemas.microsoft.com/office/word/2010/wordprocessingShape" mc:Ignorable="w14 w15 w16se w16cid w16 w16cex w16sdtdh w16sdtfl w16du wp14">
+  <w:p>
+    <w:r>
+      <w:rPr>
+        <w:noProof/>
+      </w:rPr>
+      <mc:AlternateContent>
+        <mc:Choice Requires="wps">
+          <w:drawing>
+            <wp:anchor distT="0" distB="0" distL="0" distR="0" simplePos="0" relativeHeight="3072" behindDoc="0" locked="0" layoutInCell="1" allowOverlap="1" wp14:anchorId="55EDB657" wp14:editId="1B7902A5">
+              <wp:simplePos x="0" y="0"/>
+              <wp:positionH relativeFrom="page">
+                <wp:align>left</wp:align>
+              </wp:positionH>
+              <wp:positionV relativeFrom="page">
+                <wp:align>center</wp:align>
+              </wp:positionV>
+              <wp:extent cx="7433310" cy="1270000"/>
+              <wp:effectExtent l="0" t="0" r="0" b="0"/>
+              <wp:wrapNone/>
+              <wp:docPr id="3" name="Rectangle"/>
+              <wp:cNvGraphicFramePr/>
+              <a:graphic xmlns:a="http://schemas.openxmlformats.org/drawingml/2006/main">
+                <a:graphicData uri="http://schemas.microsoft.com/office/word/2010/wordprocessingShape">
+                  <wps:wsp>
+                    <wps:cNvSpPr/>
+                    <wps:spPr>
+                      <a:xfrm rot="18900000">
+                        <a:off x="0" y="0"/>
+                        <a:ext cx="7433310" cy="1270000"/>
+                      </a:xfrm>
+                      <a:prstGeom prst="rect">
+                        <a:avLst/>
+                      </a:prstGeom>
+                      <a:solidFill>
+                        <a:srgbClr val="FFFFFF">
+                          <a:alpha val="100000"/>
+                        </a:srgbClr>
+                      </a:solidFill>
+                      <a:ln w="12700" cap="flat" cmpd="sng">
+                        <a:noFill/>
+                        <a:prstDash val="solid"/>
+                      </a:ln>
+                    </wps:spPr>
+                    <wps:txbx>
+                      <w:txbxContent>
+                        <w:p>
+                          <w:pPr>
+                            <w:jc w:val="center"/>
+                          </w:pPr>
+                          <w:r>
+                            <w:rPr>
+                              <w:rFonts w:ascii="Calibri" w:eastAsia="Calibri" w:hAnsi="Calibri" w:cs="Calibri"/>
+                              <w:color w:val="FF0000"/>
+                              <w:sz w:val="32"/>
+                            </w:rPr>
+                            <w:t xml:space="preserve">Created with a trial version of </w:t>
+                          </w:r>
+                          <w:proofErr w:type="spellStart"/>
+                          <w:r>
+                            <w:rPr>
+                              <w:rFonts w:ascii="Calibri" w:eastAsia="Calibri" w:hAnsi="Calibri" w:cs="Calibri"/>
+                              <w:color w:val="FF0000"/>
+                              <w:sz w:val="32"/>
+                            </w:rPr>
+                            <w:t>Syncfusion</w:t>
+                          </w:r>
+                          <w:proofErr w:type="spellEnd"/>
+                          <w:r>
+                            <w:rPr>
+                              <w:rFonts w:ascii="Calibri" w:eastAsia="Calibri" w:hAnsi="Calibri" w:cs="Calibri"/>
+                              <w:color w:val="FF0000"/>
+                              <w:sz w:val="32"/>
+                            </w:rPr>
+                            <w:t xml:space="preserve"> Word library</w:t>
+                          </w:r>
+                        </w:p>
+                      </w:txbxContent>
+                    </wps:txbx>
+                    <wps:bodyPr rot="0" spcFirstLastPara="0" vertOverflow="overflow" horzOverflow="overflow" vert="horz" wrap="square" lIns="91440" tIns="45720" rIns="91440" bIns="45720" numCol="1" spcCol="0" rtlCol="0" fromWordArt="0" anchor="t" anchorCtr="0" forceAA="0" compatLnSpc="1">
+                      <a:prstTxWarp prst="textNoShape">
+                        <a:avLst/>
+                      </a:prstTxWarp>
+                      <a:spAutoFit/>
+                    </wps:bodyPr>
+                  </wps:wsp>
+                </a:graphicData>
+              </a:graphic>
+            </wp:anchor>
+          </w:drawing>
+        </mc:Choice>
+        <ve:Fallback xmlns:pic="http://schemas.openxmlformats.org/drawingml/2006/picture" xmlns:a="http://schemas.openxmlformats.org/drawingml/2006/main" xmlns:ve="http://schemas.openxmlformats.org/markup-compatibility/2006">
           <w:pict>
             <v:shape id="SyncfusionLicense" type="#_x0000_t202" style="position:absolute;margin-left:0pt;margin-top:0pt;width:585.3pt;height:100pt;rotation:315;z-index:3072;mso-position-horizontal-relative:page;mso-position-vertical-relative:page;mso-position-horizontal:left;mso-position-vertical:center;v-text-anchor:top;mso-wrap-distance-left:9pt;mso-wrap-distance-top:0pt;mso-wrap-distance-right:9pt;mso-wrap-distance-bottom:0pt;mso-wrap-style:square" fillcolor="#FFFFFF" strokecolor="#000000" strokeweight="0.75pt" stroked="f">
               <v:textbox style="mso-fit-shape-to-text:t;" inset="7.2pt,3.6pt,7.2pt,3.6pt">
@@ -240,248 +314,421 @@
             </v:shape>
           </w:pict>
         </ve:Fallback>
-      </ve:AlternateContent>
-    </w:r>
-  </w:p>
-</w:hdr>
-</file>
-
-<file path=word/header3.xml><?xml version="1.0" encoding="utf-8"?>
-<w:hdr xmlns:v="urn:schemas-microsoft-com:vml" xmlns:w10="urn:schemas-microsoft-com:office:word" xmlns:o="urn:schemas-microsoft-com:office:office" xmlns:ve="http://schemas.openxmlformats.org/markup-compatibility/2006" xmlns:r="http://schemas.openxmlformats.org/officeDocument/2006/relationships" xmlns:m="http://schemas.openxmlformats.org/officeDocument/2006/math" xmlns:wne="http://schemas.microsoft.com/office/word/2006/wordml" xmlns:a="http://schemas.openxmlformats.org/drawingml/2006/main" xmlns:pic="http://schemas.openxmlformats.org/drawingml/2006/picture" xmlns:wp="http://schemas.openxmlformats.org/drawingml/2006/wordprocessingDrawing" xmlns:wpc="http://schemas.microsoft.com/office/word/2010/wordprocessingCanvas" xmlns:wp14="http://schemas.microsoft.com/office/word/2010/wordprocessingDrawing" xmlns:w14="http://schemas.microsoft.com/office/word/2010/wordml" xmlns:w15="http://schemas.microsoft.com/office/word/2012/wordml" xmlns:wpg="http://schemas.microsoft.com/office/word/2010/wordprocessingGroup" xmlns:wpi="http://schemas.microsoft.com/office/word/2010/wordprocessingInk" xmlns:wps="http://schemas.microsoft.com/office/word/2010/wordprocessingShape" xmlns:w="http://schemas.openxmlformats.org/wordprocessingml/2006/main" ve:Ignorable="w14 w15 wp14">
-  <w:p>
-    <w:pPr>
-      <w:pBdr/>
-      <w:spacing/>
-      <w:rPr/>
-    </w:pPr>
-    <w:r>
-      <w:rPr/>
-      <ve:AlternateContent>
-        <ve:Choice Requires="wps">
-          <w:drawing>
-            <wp:anchor distT="0" distB="0" distL="0" distR="0" simplePos="0" relativeHeight="2048" behindDoc="0" locked="0" layoutInCell="1" allowOverlap="1">
-              <wp:simplePos x="0" y="0"/>
-              <wp:positionH relativeFrom="page">
-                <wp:align>left</wp:align>
-              </wp:positionH>
-              <wp:positionV relativeFrom="page">
-                <wp:align>center</wp:align>
-              </wp:positionV>
-              <wp:extent cx="7433310" cy="1270000"/>
-              <wp:wrapNone/>
-              <wp:docPr id="2" name="Rectangle" title=""/>
-              <a:graphic>
-                <a:graphicData uri="http://schemas.microsoft.com/office/word/2010/wordprocessingShape">
-                  <wps:wsp>
-                    <wps:cNvSpPr/>
-                    <wps:spPr>
-                      <a:xfrm rot="18900000">
-                        <a:off x="0" y="0"/>
-                        <a:ext cx="7433310" cy="1270000"/>
-                      </a:xfrm>
-                      <a:prstGeom prst="rect">
-                        <a:avLst/>
-                      </a:prstGeom>
-                      <a:solidFill>
-                        <a:srgbClr val="FFFFFF">
-                          <a:alpha val="100000"/>
-                        </a:srgbClr>
-                      </a:solidFill>
-                      <a:ln cap="flat" cmpd="sng" w="12700">
-                        <a:noFill/>
-                        <a:prstDash val="solid"/>
-                      </a:ln>
-                    </wps:spPr>
-                    <wps:txbx>
-                      <w:txbxContent>
-                        <w:p>
-                          <w:pPr>
-                            <w:pBdr/>
-                            <w:spacing/>
-                            <w:jc w:val="center"/>
-                            <w:rPr/>
-                          </w:pPr>
-                          <w:r>
-                            <w:rPr>
-                              <w:rFonts w:ascii="Calibri" w:hAnsi="Calibri" w:eastAsia="Calibri" w:cs="Calibri"/>
-                              <w:color w:val="FF0000"/>
-                              <w:sz w:val="32"/>
-                            </w:rPr>
-                            <w:t xml:space="preserve">Created with a trial version of Syncfusion Word library</w:t>
-                          </w:r>
-                        </w:p>
-                      </w:txbxContent>
-                    </wps:txbx>
-                    <wps:bodyPr rot="0" spcFirstLastPara="0" vertOverflow="overflow" horzOverflow="overflow" wrap="square" lIns="91440" rIns="91440" tIns="45720" bIns="45720" numCol="1" spcCol="0" rtlCol="0" fromWordArt="0" anchor="t" anchorCtr="0" forceAA="0" compatLnSpc="1" vert="horz">
-                      <a:prstTxWarp prst="textNoShape">
-                        <a:avLst/>
-                      </a:prstTxWarp>
-                      <a:spAutoFit/>
-                    </wps:bodyPr>
-                  </wps:wsp>
-                </a:graphicData>
-              </a:graphic>
-            </wp:anchor>
-          </w:drawing>
-        </ve:Choice>
-        <ve:Fallback>
-          <w:pict>
-            <v:shape id="SyncfusionLicense" type="#_x0000_t202" style="position:absolute;margin-left:0pt;margin-top:0pt;width:585.3pt;height:100pt;rotation:315;z-index:2048;mso-position-horizontal-relative:page;mso-position-vertical-relative:page;mso-position-horizontal:left;mso-position-vertical:center;v-text-anchor:top;mso-wrap-distance-left:9pt;mso-wrap-distance-top:0pt;mso-wrap-distance-right:9pt;mso-wrap-distance-bottom:0pt;mso-wrap-style:square" fillcolor="#FFFFFF" strokecolor="#000000" strokeweight="0.75pt" stroked="f">
-              <v:textbox style="mso-fit-shape-to-text:t;" inset="7.2pt,3.6pt,7.2pt,3.6pt">
-                <w:txbxContent>
-                  <w:p>
-                    <w:pPr>
-                      <w:pBdr/>
-                      <w:spacing/>
-                      <w:jc w:val="center"/>
-                      <w:rPr/>
-                    </w:pPr>
-                    <w:r>
-                      <w:rPr>
-                        <w:rFonts w:ascii="Calibri" w:hAnsi="Calibri" w:eastAsia="Calibri" w:cs="Calibri"/>
-                        <w:color w:val="FF0000"/>
-                        <w:sz w:val="32"/>
-                      </w:rPr>
-                      <w:t xml:space="preserve">Created with a trial version of Syncfusion Word library</w:t>
-                    </w:r>
-                  </w:p>
-                </w:txbxContent>
-              </v:textbox>
-            </v:shape>
-          </w:pict>
-        </ve:Fallback>
-      </ve:AlternateContent>
-    </w:r>
-  </w:p>
-</w:hdr>
-</file>
-
-<file path=word/header4.xml><?xml version="1.0" encoding="utf-8"?>
-<w:hdr xmlns:v="urn:schemas-microsoft-com:vml" xmlns:w10="urn:schemas-microsoft-com:office:word" xmlns:o="urn:schemas-microsoft-com:office:office" xmlns:ve="http://schemas.openxmlformats.org/markup-compatibility/2006" xmlns:r="http://schemas.openxmlformats.org/officeDocument/2006/relationships" xmlns:m="http://schemas.openxmlformats.org/officeDocument/2006/math" xmlns:wne="http://schemas.microsoft.com/office/word/2006/wordml" xmlns:a="http://schemas.openxmlformats.org/drawingml/2006/main" xmlns:pic="http://schemas.openxmlformats.org/drawingml/2006/picture" xmlns:wp="http://schemas.openxmlformats.org/drawingml/2006/wordprocessingDrawing" xmlns:wpc="http://schemas.microsoft.com/office/word/2010/wordprocessingCanvas" xmlns:wp14="http://schemas.microsoft.com/office/word/2010/wordprocessingDrawing" xmlns:w14="http://schemas.microsoft.com/office/word/2010/wordml" xmlns:w15="http://schemas.microsoft.com/office/word/2012/wordml" xmlns:wpg="http://schemas.microsoft.com/office/word/2010/wordprocessingGroup" xmlns:wpi="http://schemas.microsoft.com/office/word/2010/wordprocessingInk" xmlns:wps="http://schemas.microsoft.com/office/word/2010/wordprocessingShape" xmlns:w="http://schemas.openxmlformats.org/wordprocessingml/2006/main" ve:Ignorable="w14 w15 wp14">
-  <w:p>
-    <w:pPr>
-      <w:pBdr/>
-      <w:spacing/>
-      <w:rPr/>
-    </w:pPr>
-    <w:r>
-      <w:rPr/>
-      <ve:AlternateContent>
-        <ve:Choice Requires="wps">
-          <w:drawing>
-            <wp:anchor distT="0" distB="0" distL="0" distR="0" simplePos="0" relativeHeight="1024" behindDoc="0" locked="0" layoutInCell="1" allowOverlap="1">
-              <wp:simplePos x="0" y="0"/>
-              <wp:positionH relativeFrom="page">
-                <wp:align>left</wp:align>
-              </wp:positionH>
-              <wp:positionV relativeFrom="page">
-                <wp:align>center</wp:align>
-              </wp:positionV>
-              <wp:extent cx="7433310" cy="1270000"/>
-              <wp:wrapNone/>
-              <wp:docPr id="4" name="Rectangle" title=""/>
-              <a:graphic>
-                <a:graphicData uri="http://schemas.microsoft.com/office/word/2010/wordprocessingShape">
-                  <wps:wsp>
-                    <wps:cNvSpPr/>
-                    <wps:spPr>
-                      <a:xfrm rot="18900000">
-                        <a:off x="0" y="0"/>
-                        <a:ext cx="7433310" cy="1270000"/>
-                      </a:xfrm>
-                      <a:prstGeom prst="rect">
-                        <a:avLst/>
-                      </a:prstGeom>
-                      <a:solidFill>
-                        <a:srgbClr val="FFFFFF">
-                          <a:alpha val="100000"/>
-                        </a:srgbClr>
-                      </a:solidFill>
-                      <a:ln cap="flat" cmpd="sng" w="12700">
-                        <a:noFill/>
-                        <a:prstDash val="solid"/>
-                      </a:ln>
-                    </wps:spPr>
-                    <wps:txbx>
-                      <w:txbxContent>
-                        <w:p>
-                          <w:pPr>
-                            <w:pBdr/>
-                            <w:spacing/>
-                            <w:jc w:val="center"/>
-                            <w:rPr/>
-                          </w:pPr>
-                          <w:r>
-                            <w:rPr>
-                              <w:rFonts w:ascii="Calibri" w:hAnsi="Calibri" w:eastAsia="Calibri" w:cs="Calibri"/>
-                              <w:color w:val="FF0000"/>
-                              <w:sz w:val="32"/>
-                            </w:rPr>
-                            <w:t xml:space="preserve">Created with a trial version of Syncfusion Word library</w:t>
-                          </w:r>
-                        </w:p>
-                      </w:txbxContent>
-                    </wps:txbx>
-                    <wps:bodyPr rot="0" spcFirstLastPara="0" vertOverflow="overflow" horzOverflow="overflow" wrap="square" lIns="91440" rIns="91440" tIns="45720" bIns="45720" numCol="1" spcCol="0" rtlCol="0" fromWordArt="0" anchor="t" anchorCtr="0" forceAA="0" compatLnSpc="1" vert="horz">
-                      <a:prstTxWarp prst="textNoShape">
-                        <a:avLst/>
-                      </a:prstTxWarp>
-                      <a:spAutoFit/>
-                    </wps:bodyPr>
-                  </wps:wsp>
-                </a:graphicData>
-              </a:graphic>
-            </wp:anchor>
-          </w:drawing>
-        </ve:Choice>
-        <ve:Fallback>
-          <w:pict>
-            <v:shape id="SyncfusionLicense" type="#_x0000_t202" style="position:absolute;margin-left:0pt;margin-top:0pt;width:585.3pt;height:100pt;rotation:315;z-index:1024;mso-position-horizontal-relative:page;mso-position-vertical-relative:page;mso-position-horizontal:left;mso-position-vertical:center;v-text-anchor:top;mso-wrap-distance-left:9pt;mso-wrap-distance-top:0pt;mso-wrap-distance-right:9pt;mso-wrap-distance-bottom:0pt;mso-wrap-style:square" fillcolor="#FFFFFF" strokecolor="#000000" strokeweight="0.75pt" stroked="f">
-              <v:textbox style="mso-fit-shape-to-text:t;" inset="7.2pt,3.6pt,7.2pt,3.6pt">
-                <w:txbxContent>
-                  <w:p>
-                    <w:pPr>
-                      <w:pBdr/>
-                      <w:spacing/>
-                      <w:jc w:val="center"/>
-                      <w:rPr/>
-                    </w:pPr>
-                    <w:r>
-                      <w:rPr>
-                        <w:rFonts w:ascii="Calibri" w:hAnsi="Calibri" w:eastAsia="Calibri" w:cs="Calibri"/>
-                        <w:color w:val="FF0000"/>
-                        <w:sz w:val="32"/>
-                      </w:rPr>
-                      <w:t xml:space="preserve">Created with a trial version of Syncfusion Word library</w:t>
-                    </w:r>
-                  </w:p>
-                </w:txbxContent>
-              </v:textbox>
-            </v:shape>
-          </w:pict>
-        </ve:Fallback>
-      </ve:AlternateContent>
+      </mc:AlternateContent>
     </w:r>
   </w:p>
 </w:hdr>
 </file>
 
 <file path=word/styles.xml><?xml version="1.0" encoding="utf-8"?>
-<w:styles xmlns:mc="http://schemas.openxmlformats.org/markup-compatibility/2006" xmlns:r="http://schemas.openxmlformats.org/officeDocument/2006/relationships" xmlns:w="http://schemas.openxmlformats.org/wordprocessingml/2006/main" xmlns:w14="http://schemas.microsoft.com/office/word/2010/wordml" xmlns:w15="http://schemas.microsoft.com/office/word/2012/wordml" mc:Ignorable="w14 w15">
+<w:styles xmlns:mc="http://schemas.openxmlformats.org/markup-compatibility/2006" xmlns:r="http://schemas.openxmlformats.org/officeDocument/2006/relationships" xmlns:w="http://schemas.openxmlformats.org/wordprocessingml/2006/main" xmlns:w14="http://schemas.microsoft.com/office/word/2010/wordml" xmlns:w15="http://schemas.microsoft.com/office/word/2012/wordml" xmlns:w16cex="http://schemas.microsoft.com/office/word/2018/wordml/cex" xmlns:w16cid="http://schemas.microsoft.com/office/word/2016/wordml/cid" xmlns:w16="http://schemas.microsoft.com/office/word/2018/wordml" xmlns:w16du="http://schemas.microsoft.com/office/word/2023/wordml/word16du" xmlns:w16sdtdh="http://schemas.microsoft.com/office/word/2020/wordml/sdtdatahash" xmlns:w16sdtfl="http://schemas.microsoft.com/office/word/2024/wordml/sdtformatlock" xmlns:w16se="http://schemas.microsoft.com/office/word/2015/wordml/symex" mc:Ignorable="w14 w15 w16se w16cid w16 w16cex w16sdtdh w16sdtfl w16du">
   <w:docDefaults>
     <w:rPrDefault>
       <w:rPr>
-        <w:rFonts/>
+        <w:rFonts w:ascii="Times New Roman" w:eastAsia="Times New Roman" w:hAnsi="Times New Roman" w:cs="Times New Roman"/>
+        <w:lang w:val="en-US" w:eastAsia="ja-JP" w:bidi="ar-SA"/>
       </w:rPr>
     </w:rPrDefault>
     <w:pPrDefault/>
   </w:docDefaults>
+  <w:latentStyles w:defLockedState="0" w:defUIPriority="99" w:defSemiHidden="0" w:defUnhideWhenUsed="0" w:defQFormat="0" w:count="376">
+    <w:lsdException w:name="Normal" w:uiPriority="0" w:qFormat="1"/>
+    <w:lsdException w:name="heading 1" w:uiPriority="9" w:qFormat="1"/>
+    <w:lsdException w:name="heading 2" w:semiHidden="1" w:uiPriority="9" w:unhideWhenUsed="1" w:qFormat="1"/>
+    <w:lsdException w:name="heading 3" w:semiHidden="1" w:uiPriority="9" w:unhideWhenUsed="1" w:qFormat="1"/>
+    <w:lsdException w:name="heading 4" w:semiHidden="1" w:uiPriority="9" w:unhideWhenUsed="1" w:qFormat="1"/>
+    <w:lsdException w:name="heading 5" w:semiHidden="1" w:uiPriority="9" w:unhideWhenUsed="1" w:qFormat="1"/>
+    <w:lsdException w:name="heading 6" w:semiHidden="1" w:uiPriority="9" w:unhideWhenUsed="1" w:qFormat="1"/>
+    <w:lsdException w:name="heading 7" w:semiHidden="1" w:uiPriority="9" w:unhideWhenUsed="1" w:qFormat="1"/>
+    <w:lsdException w:name="heading 8" w:semiHidden="1" w:uiPriority="9" w:unhideWhenUsed="1" w:qFormat="1"/>
+    <w:lsdException w:name="heading 9" w:semiHidden="1" w:uiPriority="9" w:unhideWhenUsed="1" w:qFormat="1"/>
+    <w:lsdException w:name="index 1" w:semiHidden="1" w:unhideWhenUsed="1"/>
+    <w:lsdException w:name="index 2" w:semiHidden="1" w:unhideWhenUsed="1"/>
+    <w:lsdException w:name="index 3" w:semiHidden="1" w:unhideWhenUsed="1"/>
+    <w:lsdException w:name="index 4" w:semiHidden="1" w:unhideWhenUsed="1"/>
+    <w:lsdException w:name="index 5" w:semiHidden="1" w:unhideWhenUsed="1"/>
+    <w:lsdException w:name="index 6" w:semiHidden="1" w:unhideWhenUsed="1"/>
+    <w:lsdException w:name="index 7" w:semiHidden="1" w:unhideWhenUsed="1"/>
+    <w:lsdException w:name="index 8" w:semiHidden="1" w:unhideWhenUsed="1"/>
+    <w:lsdException w:name="index 9" w:semiHidden="1" w:unhideWhenUsed="1"/>
+    <w:lsdException w:name="toc 1" w:semiHidden="1" w:uiPriority="39" w:unhideWhenUsed="1"/>
+    <w:lsdException w:name="toc 2" w:semiHidden="1" w:uiPriority="39" w:unhideWhenUsed="1"/>
+    <w:lsdException w:name="toc 3" w:semiHidden="1" w:uiPriority="39" w:unhideWhenUsed="1"/>
+    <w:lsdException w:name="toc 4" w:semiHidden="1" w:uiPriority="39" w:unhideWhenUsed="1"/>
+    <w:lsdException w:name="toc 5" w:semiHidden="1" w:uiPriority="39" w:unhideWhenUsed="1"/>
+    <w:lsdException w:name="toc 6" w:semiHidden="1" w:uiPriority="39" w:unhideWhenUsed="1"/>
+    <w:lsdException w:name="toc 7" w:semiHidden="1" w:uiPriority="39" w:unhideWhenUsed="1"/>
+    <w:lsdException w:name="toc 8" w:semiHidden="1" w:uiPriority="39" w:unhideWhenUsed="1"/>
+    <w:lsdException w:name="toc 9" w:semiHidden="1" w:uiPriority="39" w:unhideWhenUsed="1"/>
+    <w:lsdException w:name="Normal Indent" w:semiHidden="1" w:unhideWhenUsed="1"/>
+    <w:lsdException w:name="footnote text" w:semiHidden="1" w:unhideWhenUsed="1"/>
+    <w:lsdException w:name="annotation text" w:semiHidden="1" w:unhideWhenUsed="1"/>
+    <w:lsdException w:name="header" w:semiHidden="1" w:unhideWhenUsed="1"/>
+    <w:lsdException w:name="footer" w:semiHidden="1" w:unhideWhenUsed="1"/>
+    <w:lsdException w:name="index heading" w:semiHidden="1" w:unhideWhenUsed="1"/>
+    <w:lsdException w:name="caption" w:semiHidden="1" w:uiPriority="35" w:unhideWhenUsed="1" w:qFormat="1"/>
+    <w:lsdException w:name="table of figures" w:semiHidden="1" w:unhideWhenUsed="1"/>
+    <w:lsdException w:name="envelope address" w:semiHidden="1" w:unhideWhenUsed="1"/>
+    <w:lsdException w:name="envelope return" w:semiHidden="1" w:unhideWhenUsed="1"/>
+    <w:lsdException w:name="footnote reference" w:semiHidden="1" w:unhideWhenUsed="1"/>
+    <w:lsdException w:name="annotation reference" w:semiHidden="1" w:unhideWhenUsed="1"/>
+    <w:lsdException w:name="line number" w:semiHidden="1" w:unhideWhenUsed="1"/>
+    <w:lsdException w:name="page number" w:semiHidden="1" w:unhideWhenUsed="1"/>
+    <w:lsdException w:name="endnote reference" w:semiHidden="1" w:unhideWhenUsed="1"/>
+    <w:lsdException w:name="endnote text" w:semiHidden="1" w:unhideWhenUsed="1"/>
+    <w:lsdException w:name="table of authorities" w:semiHidden="1" w:unhideWhenUsed="1"/>
+    <w:lsdException w:name="macro" w:semiHidden="1" w:unhideWhenUsed="1"/>
+    <w:lsdException w:name="toa heading" w:semiHidden="1" w:unhideWhenUsed="1"/>
+    <w:lsdException w:name="List" w:semiHidden="1" w:unhideWhenUsed="1"/>
+    <w:lsdException w:name="List Bullet" w:semiHidden="1" w:unhideWhenUsed="1"/>
+    <w:lsdException w:name="List Number" w:semiHidden="1" w:unhideWhenUsed="1"/>
+    <w:lsdException w:name="List 2" w:semiHidden="1" w:unhideWhenUsed="1"/>
+    <w:lsdException w:name="List 3" w:semiHidden="1" w:unhideWhenUsed="1"/>
+    <w:lsdException w:name="List 4" w:semiHidden="1" w:unhideWhenUsed="1"/>
+    <w:lsdException w:name="List 5" w:semiHidden="1" w:unhideWhenUsed="1"/>
+    <w:lsdException w:name="List Bullet 2" w:semiHidden="1" w:unhideWhenUsed="1"/>
+    <w:lsdException w:name="List Bullet 3" w:semiHidden="1" w:unhideWhenUsed="1"/>
+    <w:lsdException w:name="List Bullet 4" w:semiHidden="1" w:unhideWhenUsed="1"/>
+    <w:lsdException w:name="List Bullet 5" w:semiHidden="1" w:unhideWhenUsed="1"/>
+    <w:lsdException w:name="List Number 2" w:semiHidden="1" w:unhideWhenUsed="1"/>
+    <w:lsdException w:name="List Number 3" w:semiHidden="1" w:unhideWhenUsed="1"/>
+    <w:lsdException w:name="List Number 4" w:semiHidden="1" w:unhideWhenUsed="1"/>
+    <w:lsdException w:name="List Number 5" w:semiHidden="1" w:unhideWhenUsed="1"/>
+    <w:lsdException w:name="Title" w:uiPriority="10" w:qFormat="1"/>
+    <w:lsdException w:name="Closing" w:semiHidden="1" w:unhideWhenUsed="1"/>
+    <w:lsdException w:name="Signature" w:semiHidden="1" w:unhideWhenUsed="1"/>
+    <w:lsdException w:name="Default Paragraph Font" w:semiHidden="1" w:uiPriority="1" w:unhideWhenUsed="1"/>
+    <w:lsdException w:name="Body Text" w:semiHidden="1" w:unhideWhenUsed="1"/>
+    <w:lsdException w:name="Body Text Indent" w:semiHidden="1" w:unhideWhenUsed="1"/>
+    <w:lsdException w:name="List Continue" w:semiHidden="1" w:unhideWhenUsed="1"/>
+    <w:lsdException w:name="List Continue 2" w:semiHidden="1" w:unhideWhenUsed="1"/>
+    <w:lsdException w:name="List Continue 3" w:semiHidden="1" w:unhideWhenUsed="1"/>
+    <w:lsdException w:name="List Continue 4" w:semiHidden="1" w:unhideWhenUsed="1"/>
+    <w:lsdException w:name="List Continue 5" w:semiHidden="1" w:unhideWhenUsed="1"/>
+    <w:lsdException w:name="Message Header" w:semiHidden="1" w:unhideWhenUsed="1"/>
+    <w:lsdException w:name="Subtitle" w:uiPriority="11" w:qFormat="1"/>
+    <w:lsdException w:name="Salutation" w:semiHidden="1" w:unhideWhenUsed="1"/>
+    <w:lsdException w:name="Date" w:semiHidden="1" w:unhideWhenUsed="1"/>
+    <w:lsdException w:name="Body Text First Indent" w:semiHidden="1" w:unhideWhenUsed="1"/>
+    <w:lsdException w:name="Body Text First Indent 2" w:semiHidden="1" w:unhideWhenUsed="1"/>
+    <w:lsdException w:name="Note Heading" w:semiHidden="1" w:unhideWhenUsed="1"/>
+    <w:lsdException w:name="Body Text 2" w:semiHidden="1" w:unhideWhenUsed="1"/>
+    <w:lsdException w:name="Body Text 3" w:semiHidden="1" w:unhideWhenUsed="1"/>
+    <w:lsdException w:name="Body Text Indent 2" w:semiHidden="1" w:unhideWhenUsed="1"/>
+    <w:lsdException w:name="Body Text Indent 3" w:semiHidden="1" w:unhideWhenUsed="1"/>
+    <w:lsdException w:name="Block Text" w:semiHidden="1" w:unhideWhenUsed="1"/>
+    <w:lsdException w:name="Hyperlink" w:semiHidden="1" w:unhideWhenUsed="1"/>
+    <w:lsdException w:name="FollowedHyperlink" w:semiHidden="1" w:unhideWhenUsed="1"/>
+    <w:lsdException w:name="Strong" w:uiPriority="22" w:qFormat="1"/>
+    <w:lsdException w:name="Emphasis" w:uiPriority="20" w:qFormat="1"/>
+    <w:lsdException w:name="Document Map" w:semiHidden="1" w:unhideWhenUsed="1"/>
+    <w:lsdException w:name="Plain Text" w:semiHidden="1" w:unhideWhenUsed="1"/>
+    <w:lsdException w:name="E-mail Signature" w:semiHidden="1" w:unhideWhenUsed="1"/>
+    <w:lsdException w:name="HTML Top of Form" w:semiHidden="1" w:unhideWhenUsed="1"/>
+    <w:lsdException w:name="HTML Bottom of Form" w:semiHidden="1" w:unhideWhenUsed="1"/>
+    <w:lsdException w:name="Normal (Web)" w:semiHidden="1" w:unhideWhenUsed="1"/>
+    <w:lsdException w:name="HTML Acronym" w:semiHidden="1" w:unhideWhenUsed="1"/>
+    <w:lsdException w:name="HTML Address" w:semiHidden="1" w:unhideWhenUsed="1"/>
+    <w:lsdException w:name="HTML Cite" w:semiHidden="1" w:unhideWhenUsed="1"/>
+    <w:lsdException w:name="HTML Code" w:semiHidden="1" w:unhideWhenUsed="1"/>
+    <w:lsdException w:name="HTML Definition" w:semiHidden="1" w:unhideWhenUsed="1"/>
+    <w:lsdException w:name="HTML Keyboard" w:semiHidden="1" w:unhideWhenUsed="1"/>
+    <w:lsdException w:name="HTML Preformatted" w:semiHidden="1" w:unhideWhenUsed="1"/>
+    <w:lsdException w:name="HTML Sample" w:semiHidden="1" w:unhideWhenUsed="1"/>
+    <w:lsdException w:name="HTML Typewriter" w:semiHidden="1" w:unhideWhenUsed="1"/>
+    <w:lsdException w:name="HTML Variable" w:semiHidden="1" w:unhideWhenUsed="1"/>
+    <w:lsdException w:name="Normal Table" w:semiHidden="1" w:unhideWhenUsed="1"/>
+    <w:lsdException w:name="annotation subject" w:semiHidden="1" w:unhideWhenUsed="1"/>
+    <w:lsdException w:name="No List" w:semiHidden="1" w:unhideWhenUsed="1"/>
+    <w:lsdException w:name="Outline List 1" w:semiHidden="1" w:unhideWhenUsed="1"/>
+    <w:lsdException w:name="Outline List 2" w:semiHidden="1" w:unhideWhenUsed="1"/>
+    <w:lsdException w:name="Outline List 3" w:semiHidden="1" w:unhideWhenUsed="1"/>
+    <w:lsdException w:name="Table Simple 1" w:semiHidden="1" w:unhideWhenUsed="1"/>
+    <w:lsdException w:name="Table Simple 2" w:semiHidden="1" w:unhideWhenUsed="1"/>
+    <w:lsdException w:name="Table Simple 3" w:semiHidden="1" w:unhideWhenUsed="1"/>
+    <w:lsdException w:name="Table Classic 1" w:semiHidden="1" w:unhideWhenUsed="1"/>
+    <w:lsdException w:name="Table Classic 2" w:semiHidden="1" w:unhideWhenUsed="1"/>
+    <w:lsdException w:name="Table Classic 3" w:semiHidden="1" w:unhideWhenUsed="1"/>
+    <w:lsdException w:name="Table Classic 4" w:semiHidden="1" w:unhideWhenUsed="1"/>
+    <w:lsdException w:name="Table Colorful 1" w:semiHidden="1" w:unhideWhenUsed="1"/>
+    <w:lsdException w:name="Table Colorful 2" w:semiHidden="1" w:unhideWhenUsed="1"/>
+    <w:lsdException w:name="Table Colorful 3" w:semiHidden="1" w:unhideWhenUsed="1"/>
+    <w:lsdException w:name="Table Columns 1" w:semiHidden="1" w:unhideWhenUsed="1"/>
+    <w:lsdException w:name="Table Columns 2" w:semiHidden="1" w:unhideWhenUsed="1"/>
+    <w:lsdException w:name="Table Columns 3" w:semiHidden="1" w:unhideWhenUsed="1"/>
+    <w:lsdException w:name="Table Columns 4" w:semiHidden="1" w:unhideWhenUsed="1"/>
+    <w:lsdException w:name="Table Columns 5" w:semiHidden="1" w:unhideWhenUsed="1"/>
+    <w:lsdException w:name="Table Grid 1" w:semiHidden="1" w:unhideWhenUsed="1"/>
+    <w:lsdException w:name="Table Grid 2" w:semiHidden="1" w:unhideWhenUsed="1"/>
+    <w:lsdException w:name="Table Grid 3" w:semiHidden="1" w:unhideWhenUsed="1"/>
+    <w:lsdException w:name="Table Grid 4" w:semiHidden="1" w:unhideWhenUsed="1"/>
+    <w:lsdException w:name="Table Grid 5" w:semiHidden="1" w:unhideWhenUsed="1"/>
+    <w:lsdException w:name="Table Grid 6" w:semiHidden="1" w:unhideWhenUsed="1"/>
+    <w:lsdException w:name="Table Grid 7" w:semiHidden="1" w:unhideWhenUsed="1"/>
+    <w:lsdException w:name="Table Grid 8" w:semiHidden="1" w:unhideWhenUsed="1"/>
+    <w:lsdException w:name="Table List 1" w:semiHidden="1" w:unhideWhenUsed="1"/>
+    <w:lsdException w:name="Table List 2" w:semiHidden="1" w:unhideWhenUsed="1"/>
+    <w:lsdException w:name="Table List 3" w:semiHidden="1" w:unhideWhenUsed="1"/>
+    <w:lsdException w:name="Table List 4" w:semiHidden="1" w:unhideWhenUsed="1"/>
+    <w:lsdException w:name="Table List 5" w:semiHidden="1" w:unhideWhenUsed="1"/>
+    <w:lsdException w:name="Table List 6" w:semiHidden="1" w:unhideWhenUsed="1"/>
+    <w:lsdException w:name="Table List 7" w:semiHidden="1" w:unhideWhenUsed="1"/>
+    <w:lsdException w:name="Table List 8" w:semiHidden="1" w:unhideWhenUsed="1"/>
+    <w:lsdException w:name="Table 3D effects 1" w:semiHidden="1" w:unhideWhenUsed="1"/>
+    <w:lsdException w:name="Table 3D effects 2" w:semiHidden="1" w:unhideWhenUsed="1"/>
+    <w:lsdException w:name="Table 3D effects 3" w:semiHidden="1" w:unhideWhenUsed="1"/>
+    <w:lsdException w:name="Table Contemporary" w:semiHidden="1" w:unhideWhenUsed="1"/>
+    <w:lsdException w:name="Table Elegant" w:semiHidden="1" w:unhideWhenUsed="1"/>
+    <w:lsdException w:name="Table Professional" w:semiHidden="1" w:unhideWhenUsed="1"/>
+    <w:lsdException w:name="Table Subtle 1" w:semiHidden="1" w:unhideWhenUsed="1"/>
+    <w:lsdException w:name="Table Subtle 2" w:semiHidden="1" w:unhideWhenUsed="1"/>
+    <w:lsdException w:name="Table Web 1" w:semiHidden="1" w:unhideWhenUsed="1"/>
+    <w:lsdException w:name="Table Web 2" w:semiHidden="1" w:unhideWhenUsed="1"/>
+    <w:lsdException w:name="Table Web 3" w:semiHidden="1" w:unhideWhenUsed="1"/>
+    <w:lsdException w:name="Balloon Text" w:semiHidden="1" w:unhideWhenUsed="1"/>
+    <w:lsdException w:name="Table Grid" w:uiPriority="39"/>
+    <w:lsdException w:name="Table Theme" w:semiHidden="1" w:unhideWhenUsed="1"/>
+    <w:lsdException w:name="Placeholder Text" w:semiHidden="1"/>
+    <w:lsdException w:name="No Spacing" w:uiPriority="1" w:qFormat="1"/>
+    <w:lsdException w:name="Light Shading" w:uiPriority="60"/>
+    <w:lsdException w:name="Light List" w:uiPriority="61"/>
+    <w:lsdException w:name="Light Grid" w:uiPriority="62"/>
+    <w:lsdException w:name="Medium Shading 1" w:uiPriority="63"/>
+    <w:lsdException w:name="Medium Shading 2" w:uiPriority="64"/>
+    <w:lsdException w:name="Medium List 1" w:uiPriority="65"/>
+    <w:lsdException w:name="Medium List 2" w:uiPriority="66"/>
+    <w:lsdException w:name="Medium Grid 1" w:uiPriority="67"/>
+    <w:lsdException w:name="Medium Grid 2" w:uiPriority="68"/>
+    <w:lsdException w:name="Medium Grid 3" w:uiPriority="69"/>
+    <w:lsdException w:name="Dark List" w:uiPriority="70"/>
+    <w:lsdException w:name="Colorful Shading" w:uiPriority="71"/>
+    <w:lsdException w:name="Colorful List" w:uiPriority="72"/>
+    <w:lsdException w:name="Colorful Grid" w:uiPriority="73"/>
+    <w:lsdException w:name="Light Shading Accent 1" w:uiPriority="60"/>
+    <w:lsdException w:name="Light List Accent 1" w:uiPriority="61"/>
+    <w:lsdException w:name="Light Grid Accent 1" w:uiPriority="62"/>
+    <w:lsdException w:name="Medium Shading 1 Accent 1" w:uiPriority="63"/>
+    <w:lsdException w:name="Medium Shading 2 Accent 1" w:uiPriority="64"/>
+    <w:lsdException w:name="Medium List 1 Accent 1" w:uiPriority="65"/>
+    <w:lsdException w:name="Revision" w:semiHidden="1"/>
+    <w:lsdException w:name="List Paragraph" w:uiPriority="34" w:qFormat="1"/>
+    <w:lsdException w:name="Quote" w:uiPriority="29" w:qFormat="1"/>
+    <w:lsdException w:name="Intense Quote" w:uiPriority="30" w:qFormat="1"/>
+    <w:lsdException w:name="Medium List 2 Accent 1" w:uiPriority="66"/>
+    <w:lsdException w:name="Medium Grid 1 Accent 1" w:uiPriority="67"/>
+    <w:lsdException w:name="Medium Grid 2 Accent 1" w:uiPriority="68"/>
+    <w:lsdException w:name="Medium Grid 3 Accent 1" w:uiPriority="69"/>
+    <w:lsdException w:name="Dark List Accent 1" w:uiPriority="70"/>
+    <w:lsdException w:name="Colorful Shading Accent 1" w:uiPriority="71"/>
+    <w:lsdException w:name="Colorful List Accent 1" w:uiPriority="72"/>
+    <w:lsdException w:name="Colorful Grid Accent 1" w:uiPriority="73"/>
+    <w:lsdException w:name="Light Shading Accent 2" w:uiPriority="60"/>
+    <w:lsdException w:name="Light List Accent 2" w:uiPriority="61"/>
+    <w:lsdException w:name="Light Grid Accent 2" w:uiPriority="62"/>
+    <w:lsdException w:name="Medium Shading 1 Accent 2" w:uiPriority="63"/>
+    <w:lsdException w:name="Medium Shading 2 Accent 2" w:uiPriority="64"/>
+    <w:lsdException w:name="Medium List 1 Accent 2" w:uiPriority="65"/>
+    <w:lsdException w:name="Medium List 2 Accent 2" w:uiPriority="66"/>
+    <w:lsdException w:name="Medium Grid 1 Accent 2" w:uiPriority="67"/>
+    <w:lsdException w:name="Medium Grid 2 Accent 2" w:uiPriority="68"/>
+    <w:lsdException w:name="Medium Grid 3 Accent 2" w:uiPriority="69"/>
+    <w:lsdException w:name="Dark List Accent 2" w:uiPriority="70"/>
+    <w:lsdException w:name="Colorful Shading Accent 2" w:uiPriority="71"/>
+    <w:lsdException w:name="Colorful List Accent 2" w:uiPriority="72"/>
+    <w:lsdException w:name="Colorful Grid Accent 2" w:uiPriority="73"/>
+    <w:lsdException w:name="Light Shading Accent 3" w:uiPriority="60"/>
+    <w:lsdException w:name="Light List Accent 3" w:uiPriority="61"/>
+    <w:lsdException w:name="Light Grid Accent 3" w:uiPriority="62"/>
+    <w:lsdException w:name="Medium Shading 1 Accent 3" w:uiPriority="63"/>
+    <w:lsdException w:name="Medium Shading 2 Accent 3" w:uiPriority="64"/>
+    <w:lsdException w:name="Medium List 1 Accent 3" w:uiPriority="65"/>
+    <w:lsdException w:name="Medium List 2 Accent 3" w:uiPriority="66"/>
+    <w:lsdException w:name="Medium Grid 1 Accent 3" w:uiPriority="67"/>
+    <w:lsdException w:name="Medium Grid 2 Accent 3" w:uiPriority="68"/>
+    <w:lsdException w:name="Medium Grid 3 Accent 3" w:uiPriority="69"/>
+    <w:lsdException w:name="Dark List Accent 3" w:uiPriority="70"/>
+    <w:lsdException w:name="Colorful Shading Accent 3" w:uiPriority="71"/>
+    <w:lsdException w:name="Colorful List Accent 3" w:uiPriority="72"/>
+    <w:lsdException w:name="Colorful Grid Accent 3" w:uiPriority="73"/>
+    <w:lsdException w:name="Light Shading Accent 4" w:uiPriority="60"/>
+    <w:lsdException w:name="Light List Accent 4" w:uiPriority="61"/>
+    <w:lsdException w:name="Light Grid Accent 4" w:uiPriority="62"/>
+    <w:lsdException w:name="Medium Shading 1 Accent 4" w:uiPriority="63"/>
+    <w:lsdException w:name="Medium Shading 2 Accent 4" w:uiPriority="64"/>
+    <w:lsdException w:name="Medium List 1 Accent 4" w:uiPriority="65"/>
+    <w:lsdException w:name="Medium List 2 Accent 4" w:uiPriority="66"/>
+    <w:lsdException w:name="Medium Grid 1 Accent 4" w:uiPriority="67"/>
+    <w:lsdException w:name="Medium Grid 2 Accent 4" w:uiPriority="68"/>
+    <w:lsdException w:name="Medium Grid 3 Accent 4" w:uiPriority="69"/>
+    <w:lsdException w:name="Dark List Accent 4" w:uiPriority="70"/>
+    <w:lsdException w:name="Colorful Shading Accent 4" w:uiPriority="71"/>
+    <w:lsdException w:name="Colorful List Accent 4" w:uiPriority="72"/>
+    <w:lsdException w:name="Colorful Grid Accent 4" w:uiPriority="73"/>
+    <w:lsdException w:name="Light Shading Accent 5" w:uiPriority="60"/>
+    <w:lsdException w:name="Light List Accent 5" w:uiPriority="61"/>
+    <w:lsdException w:name="Light Grid Accent 5" w:uiPriority="62"/>
+    <w:lsdException w:name="Medium Shading 1 Accent 5" w:uiPriority="63"/>
+    <w:lsdException w:name="Medium Shading 2 Accent 5" w:uiPriority="64"/>
+    <w:lsdException w:name="Medium List 1 Accent 5" w:uiPriority="65"/>
+    <w:lsdException w:name="Medium List 2 Accent 5" w:uiPriority="66"/>
+    <w:lsdException w:name="Medium Grid 1 Accent 5" w:uiPriority="67"/>
+    <w:lsdException w:name="Medium Grid 2 Accent 5" w:uiPriority="68"/>
+    <w:lsdException w:name="Medium Grid 3 Accent 5" w:uiPriority="69"/>
+    <w:lsdException w:name="Dark List Accent 5" w:uiPriority="70"/>
+    <w:lsdException w:name="Colorful Shading Accent 5" w:uiPriority="71"/>
+    <w:lsdException w:name="Colorful List Accent 5" w:uiPriority="72"/>
+    <w:lsdException w:name="Colorful Grid Accent 5" w:uiPriority="73"/>
+    <w:lsdException w:name="Light Shading Accent 6" w:uiPriority="60"/>
+    <w:lsdException w:name="Light List Accent 6" w:uiPriority="61"/>
+    <w:lsdException w:name="Light Grid Accent 6" w:uiPriority="62"/>
+    <w:lsdException w:name="Medium Shading 1 Accent 6" w:uiPriority="63"/>
+    <w:lsdException w:name="Medium Shading 2 Accent 6" w:uiPriority="64"/>
+    <w:lsdException w:name="Medium List 1 Accent 6" w:uiPriority="65"/>
+    <w:lsdException w:name="Medium List 2 Accent 6" w:uiPriority="66"/>
+    <w:lsdException w:name="Medium Grid 1 Accent 6" w:uiPriority="67"/>
+    <w:lsdException w:name="Medium Grid 2 Accent 6" w:uiPriority="68"/>
+    <w:lsdException w:name="Medium Grid 3 Accent 6" w:uiPriority="69"/>
+    <w:lsdException w:name="Dark List Accent 6" w:uiPriority="70"/>
+    <w:lsdException w:name="Colorful Shading Accent 6" w:uiPriority="71"/>
+    <w:lsdException w:name="Colorful List Accent 6" w:uiPriority="72"/>
+    <w:lsdException w:name="Colorful Grid Accent 6" w:uiPriority="73"/>
+    <w:lsdException w:name="Subtle Emphasis" w:uiPriority="19" w:qFormat="1"/>
+    <w:lsdException w:name="Intense Emphasis" w:uiPriority="21" w:qFormat="1"/>
+    <w:lsdException w:name="Subtle Reference" w:uiPriority="31" w:qFormat="1"/>
+    <w:lsdException w:name="Intense Reference" w:uiPriority="32" w:qFormat="1"/>
+    <w:lsdException w:name="Book Title" w:uiPriority="33" w:qFormat="1"/>
+    <w:lsdException w:name="Bibliography" w:semiHidden="1" w:uiPriority="37" w:unhideWhenUsed="1"/>
+    <w:lsdException w:name="TOC Heading" w:semiHidden="1" w:uiPriority="39" w:unhideWhenUsed="1" w:qFormat="1"/>
+    <w:lsdException w:name="Plain Table 1" w:uiPriority="41"/>
+    <w:lsdException w:name="Plain Table 2" w:uiPriority="42"/>
+    <w:lsdException w:name="Plain Table 3" w:uiPriority="43"/>
+    <w:lsdException w:name="Plain Table 4" w:uiPriority="44"/>
+    <w:lsdException w:name="Plain Table 5" w:uiPriority="45"/>
+    <w:lsdException w:name="Grid Table Light" w:uiPriority="40"/>
+    <w:lsdException w:name="Grid Table 1 Light" w:uiPriority="46"/>
+    <w:lsdException w:name="Grid Table 2" w:uiPriority="47"/>
+    <w:lsdException w:name="Grid Table 3" w:uiPriority="48"/>
+    <w:lsdException w:name="Grid Table 4" w:uiPriority="49"/>
+    <w:lsdException w:name="Grid Table 5 Dark" w:uiPriority="50"/>
+    <w:lsdException w:name="Grid Table 6 Colorful" w:uiPriority="51"/>
+    <w:lsdException w:name="Grid Table 7 Colorful" w:uiPriority="52"/>
+    <w:lsdException w:name="Grid Table 1 Light Accent 1" w:uiPriority="46"/>
+    <w:lsdException w:name="Grid Table 2 Accent 1" w:uiPriority="47"/>
+    <w:lsdException w:name="Grid Table 3 Accent 1" w:uiPriority="48"/>
+    <w:lsdException w:name="Grid Table 4 Accent 1" w:uiPriority="49"/>
+    <w:lsdException w:name="Grid Table 5 Dark Accent 1" w:uiPriority="50"/>
+    <w:lsdException w:name="Grid Table 6 Colorful Accent 1" w:uiPriority="51"/>
+    <w:lsdException w:name="Grid Table 7 Colorful Accent 1" w:uiPriority="52"/>
+    <w:lsdException w:name="Grid Table 1 Light Accent 2" w:uiPriority="46"/>
+    <w:lsdException w:name="Grid Table 2 Accent 2" w:uiPriority="47"/>
+    <w:lsdException w:name="Grid Table 3 Accent 2" w:uiPriority="48"/>
+    <w:lsdException w:name="Grid Table 4 Accent 2" w:uiPriority="49"/>
+    <w:lsdException w:name="Grid Table 5 Dark Accent 2" w:uiPriority="50"/>
+    <w:lsdException w:name="Grid Table 6 Colorful Accent 2" w:uiPriority="51"/>
+    <w:lsdException w:name="Grid Table 7 Colorful Accent 2" w:uiPriority="52"/>
+    <w:lsdException w:name="Grid Table 1 Light Accent 3" w:uiPriority="46"/>
+    <w:lsdException w:name="Grid Table 2 Accent 3" w:uiPriority="47"/>
+    <w:lsdException w:name="Grid Table 3 Accent 3" w:uiPriority="48"/>
+    <w:lsdException w:name="Grid Table 4 Accent 3" w:uiPriority="49"/>
+    <w:lsdException w:name="Grid Table 5 Dark Accent 3" w:uiPriority="50"/>
+    <w:lsdException w:name="Grid Table 6 Colorful Accent 3" w:uiPriority="51"/>
+    <w:lsdException w:name="Grid Table 7 Colorful Accent 3" w:uiPriority="52"/>
+    <w:lsdException w:name="Grid Table 1 Light Accent 4" w:uiPriority="46"/>
+    <w:lsdException w:name="Grid Table 2 Accent 4" w:uiPriority="47"/>
+    <w:lsdException w:name="Grid Table 3 Accent 4" w:uiPriority="48"/>
+    <w:lsdException w:name="Grid Table 4 Accent 4" w:uiPriority="49"/>
+    <w:lsdException w:name="Grid Table 5 Dark Accent 4" w:uiPriority="50"/>
+    <w:lsdException w:name="Grid Table 6 Colorful Accent 4" w:uiPriority="51"/>
+    <w:lsdException w:name="Grid Table 7 Colorful Accent 4" w:uiPriority="52"/>
+    <w:lsdException w:name="Grid Table 1 Light Accent 5" w:uiPriority="46"/>
+    <w:lsdException w:name="Grid Table 2 Accent 5" w:uiPriority="47"/>
+    <w:lsdException w:name="Grid Table 3 Accent 5" w:uiPriority="48"/>
+    <w:lsdException w:name="Grid Table 4 Accent 5" w:uiPriority="49"/>
+    <w:lsdException w:name="Grid Table 5 Dark Accent 5" w:uiPriority="50"/>
+    <w:lsdException w:name="Grid Table 6 Colorful Accent 5" w:uiPriority="51"/>
+    <w:lsdException w:name="Grid Table 7 Colorful Accent 5" w:uiPriority="52"/>
+    <w:lsdException w:name="Grid Table 1 Light Accent 6" w:uiPriority="46"/>
+    <w:lsdException w:name="Grid Table 2 Accent 6" w:uiPriority="47"/>
+    <w:lsdException w:name="Grid Table 3 Accent 6" w:uiPriority="48"/>
+    <w:lsdException w:name="Grid Table 4 Accent 6" w:uiPriority="49"/>
+    <w:lsdException w:name="Grid Table 5 Dark Accent 6" w:uiPriority="50"/>
+    <w:lsdException w:name="Grid Table 6 Colorful Accent 6" w:uiPriority="51"/>
+    <w:lsdException w:name="Grid Table 7 Colorful Accent 6" w:uiPriority="52"/>
+    <w:lsdException w:name="List Table 1 Light" w:uiPriority="46"/>
+    <w:lsdException w:name="List Table 2" w:uiPriority="47"/>
+    <w:lsdException w:name="List Table 3" w:uiPriority="48"/>
+    <w:lsdException w:name="List Table 4" w:uiPriority="49"/>
+    <w:lsdException w:name="List Table 5 Dark" w:uiPriority="50"/>
+    <w:lsdException w:name="List Table 6 Colorful" w:uiPriority="51"/>
+    <w:lsdException w:name="List Table 7 Colorful" w:uiPriority="52"/>
+    <w:lsdException w:name="List Table 1 Light Accent 1" w:uiPriority="46"/>
+    <w:lsdException w:name="List Table 2 Accent 1" w:uiPriority="47"/>
+    <w:lsdException w:name="List Table 3 Accent 1" w:uiPriority="48"/>
+    <w:lsdException w:name="List Table 4 Accent 1" w:uiPriority="49"/>
+    <w:lsdException w:name="List Table 5 Dark Accent 1" w:uiPriority="50"/>
+    <w:lsdException w:name="List Table 6 Colorful Accent 1" w:uiPriority="51"/>
+    <w:lsdException w:name="List Table 7 Colorful Accent 1" w:uiPriority="52"/>
+    <w:lsdException w:name="List Table 1 Light Accent 2" w:uiPriority="46"/>
+    <w:lsdException w:name="List Table 2 Accent 2" w:uiPriority="47"/>
+    <w:lsdException w:name="List Table 3 Accent 2" w:uiPriority="48"/>
+    <w:lsdException w:name="List Table 4 Accent 2" w:uiPriority="49"/>
+    <w:lsdException w:name="List Table 5 Dark Accent 2" w:uiPriority="50"/>
+    <w:lsdException w:name="List Table 6 Colorful Accent 2" w:uiPriority="51"/>
+    <w:lsdException w:name="List Table 7 Colorful Accent 2" w:uiPriority="52"/>
+    <w:lsdException w:name="List Table 1 Light Accent 3" w:uiPriority="46"/>
+    <w:lsdException w:name="List Table 2 Accent 3" w:uiPriority="47"/>
+    <w:lsdException w:name="List Table 3 Accent 3" w:uiPriority="48"/>
+    <w:lsdException w:name="List Table 4 Accent 3" w:uiPriority="49"/>
+    <w:lsdException w:name="List Table 5 Dark Accent 3" w:uiPriority="50"/>
+    <w:lsdException w:name="List Table 6 Colorful Accent 3" w:uiPriority="51"/>
+    <w:lsdException w:name="List Table 7 Colorful Accent 3" w:uiPriority="52"/>
+    <w:lsdException w:name="List Table 1 Light Accent 4" w:uiPriority="46"/>
+    <w:lsdException w:name="List Table 2 Accent 4" w:uiPriority="47"/>
+    <w:lsdException w:name="List Table 3 Accent 4" w:uiPriority="48"/>
+    <w:lsdException w:name="List Table 4 Accent 4" w:uiPriority="49"/>
+    <w:lsdException w:name="List Table 5 Dark Accent 4" w:uiPriority="50"/>
+    <w:lsdException w:name="List Table 6 Colorful Accent 4" w:uiPriority="51"/>
+    <w:lsdException w:name="List Table 7 Colorful Accent 4" w:uiPriority="52"/>
+    <w:lsdException w:name="List Table 1 Light Accent 5" w:uiPriority="46"/>
+    <w:lsdException w:name="List Table 2 Accent 5" w:uiPriority="47"/>
+    <w:lsdException w:name="List Table 3 Accent 5" w:uiPriority="48"/>
+    <w:lsdException w:name="List Table 4 Accent 5" w:uiPriority="49"/>
+    <w:lsdException w:name="List Table 5 Dark Accent 5" w:uiPriority="50"/>
+    <w:lsdException w:name="List Table 6 Colorful Accent 5" w:uiPriority="51"/>
+    <w:lsdException w:name="List Table 7 Colorful Accent 5" w:uiPriority="52"/>
+    <w:lsdException w:name="List Table 1 Light Accent 6" w:uiPriority="46"/>
+    <w:lsdException w:name="List Table 2 Accent 6" w:uiPriority="47"/>
+    <w:lsdException w:name="List Table 3 Accent 6" w:uiPriority="48"/>
+    <w:lsdException w:name="List Table 4 Accent 6" w:uiPriority="49"/>
+    <w:lsdException w:name="List Table 5 Dark Accent 6" w:uiPriority="50"/>
+    <w:lsdException w:name="List Table 6 Colorful Accent 6" w:uiPriority="51"/>
+    <w:lsdException w:name="List Table 7 Colorful Accent 6" w:uiPriority="52"/>
+    <w:lsdException w:name="Mention" w:semiHidden="1" w:unhideWhenUsed="1"/>
+    <w:lsdException w:name="Smart Hyperlink" w:semiHidden="1" w:unhideWhenUsed="1"/>
+    <w:lsdException w:name="Hashtag" w:semiHidden="1" w:unhideWhenUsed="1"/>
+    <w:lsdException w:name="Unresolved Mention" w:semiHidden="1" w:unhideWhenUsed="1"/>
+    <w:lsdException w:name="Smart Link" w:semiHidden="1" w:unhideWhenUsed="1"/>
+  </w:latentStyles>
+  <w:style w:type="paragraph" w:default="1" w:styleId="Normal">
+    <w:name w:val="Normal"/>
+    <w:qFormat/>
+    <w:rPr>
+      <w:sz w:val="24"/>
+      <w:szCs w:val="24"/>
+      <w:lang w:eastAsia="uk-UA"/>
+    </w:rPr>
+  </w:style>
+  <w:style w:type="character" w:default="1" w:styleId="DefaultParagraphFont">
+    <w:name w:val="Default Paragraph Font"/>
+    <w:uiPriority w:val="1"/>
+    <w:semiHidden/>
+    <w:unhideWhenUsed/>
+  </w:style>
   <w:style w:type="table" w:default="1" w:styleId="TableNormal">
     <w:name w:val="Normal Table"/>
     <w:uiPriority w:val="99"/>
     <w:semiHidden/>
     <w:unhideWhenUsed/>
-    <w:qFormat/>
     <w:tblPr>
       <w:tblInd w:w="0" w:type="dxa"/>
       <w:tblCellMar>
@@ -502,7 +749,6 @@
     <w:name w:val="Table Grid"/>
     <w:basedOn w:val="TableNormal"/>
     <w:tblPr>
-      <w:tblInd w:w="0" w:type="dxa"/>
       <w:tblBorders>
         <w:top w:val="single" w:sz="4" w:space="0" w:color="000000"/>
         <w:left w:val="single" w:sz="4" w:space="0" w:color="000000"/>
@@ -513,24 +759,6 @@
       </w:tblBorders>
     </w:tblPr>
   </w:style>
-  <w:style w:type="paragraph" w:styleId="Normal" w:default="1">
-    <w:name w:val="Normal"/>
-    <w:pPr>
-      <w:spacing/>
-    </w:pPr>
-    <w:rPr>
-      <w:rFonts w:ascii="Times New Roman" w:hAnsi="Times New Roman" w:eastAsia="Times New Roman"/>
-      <w:sz w:val="24"/>
-      <w:szCs w:val="24"/>
-      <w:lang w:val="en-US" w:eastAsia="uk-UA" w:bidi="ar-SA"/>
-    </w:rPr>
-  </w:style>
-  <w:style w:type="character" w:styleId="DefaultParagraphFont" w:default="1">
-    <w:name w:val="Default Paragraph Font"/>
-    <w:semiHidden/>
-    <w:unhideWhenUsed/>
-    <w:rPr/>
-  </w:style>
   <w:style w:type="character" w:styleId="Hyperlink">
     <w:name w:val="Hyperlink"/>
     <w:basedOn w:val="DefaultParagraphFont"/>
@@ -539,13 +767,41 @@
       <w:u w:val="single"/>
     </w:rPr>
   </w:style>
+  <w:style w:type="paragraph" w:styleId="Footer">
+    <w:name w:val="footer"/>
+    <w:basedOn w:val="Normal"/>
+    <w:link w:val="FooterChar"/>
+    <w:uiPriority w:val="99"/>
+    <w:unhideWhenUsed/>
+    <w:rsid w:val="00F355A3"/>
+    <w:pPr>
+      <w:tabs>
+        <w:tab w:val="center" w:pos="4680"/>
+        <w:tab w:val="right" w:pos="9360"/>
+      </w:tabs>
+    </w:pPr>
+  </w:style>
+  <w:style w:type="character" w:customStyle="1" w:styleId="FooterChar">
+    <w:name w:val="Footer Char"/>
+    <w:basedOn w:val="DefaultParagraphFont"/>
+    <w:link w:val="Footer"/>
+    <w:uiPriority w:val="99"/>
+    <w:rsid w:val="00F355A3"/>
+    <w:rPr>
+      <w:sz w:val="24"/>
+      <w:szCs w:val="24"/>
+      <w:lang w:eastAsia="uk-UA"/>
+    </w:rPr>
+  </w:style>
 </w:styles>
 </file>
 
 <file path=word/charts/chart1.xml><?xml version="1.0" encoding="utf-8"?>
-<c:chartSpace xmlns:a="http://schemas.openxmlformats.org/drawingml/2006/main" xmlns:r="http://schemas.openxmlformats.org/officeDocument/2006/relationships" xmlns:c="http://schemas.openxmlformats.org/drawingml/2006/chart">
+<c:chartSpace xmlns:c="http://schemas.openxmlformats.org/drawingml/2006/chart" xmlns:a="http://schemas.openxmlformats.org/drawingml/2006/main" xmlns:r="http://schemas.openxmlformats.org/officeDocument/2006/relationships" xmlns:c16r2="http://schemas.microsoft.com/office/drawing/2015/06/chart">
   <c:date1904 val="0"/>
+  <c:lang val="en-GB"/>
   <c:roundedCorners val="0"/>
+  <c:style val="2"/>
   <c:chart>
     <c:title>
       <c:tx>
@@ -557,13 +813,12 @@
               <a:defRPr sz="1860"/>
             </a:pPr>
             <a:r>
-              <a:rPr b="1" sz="1860" baseline="0"/>
+              <a:rPr lang="en-US" sz="1860" b="1" baseline="0"/>
               <a:t>Line Chart</a:t>
             </a:r>
           </a:p>
         </c:rich>
       </c:tx>
-      <c:layout/>
       <c:overlay val="0"/>
       <c:spPr>
         <a:ln>
@@ -572,6 +827,7 @@
         </a:ln>
       </c:spPr>
     </c:title>
+    <c:autoTitleDeleted val="0"/>
     <c:plotArea>
       <c:layout/>
       <c:lineChart>
@@ -591,12 +847,10 @@
               </c:strCache>
             </c:strRef>
           </c:tx>
-          <c:spPr/>
           <c:marker>
             <c:symbol val="none"/>
           </c:marker>
           <c:dLbls>
-            <c:numFmt formatCode="General" sourceLinked="1"/>
             <c:spPr>
               <a:noFill/>
               <a:ln>
@@ -611,6 +865,7 @@
                 <a:pPr>
                   <a:defRPr sz="1100" baseline="0"/>
                 </a:pPr>
+                <a:endParaRPr lang="en-US"/>
               </a:p>
             </c:txPr>
             <c:showLegendKey val="0"/>
@@ -674,6 +929,11 @@
             </c:numRef>
           </c:val>
           <c:smooth val="0"/>
+          <c:extLst>
+            <c:ext xmlns:c16="http://schemas.microsoft.com/office/drawing/2014/chart" uri="{C3380CC4-5D6E-409C-BE32-E72D297353CC}">
+              <c16:uniqueId val="{00000000-B9F9-4749-9267-E515DA5025FE}"/>
+            </c:ext>
+          </c:extLst>
         </c:ser>
         <c:ser>
           <c:idx val="1"/>
@@ -689,12 +949,10 @@
               </c:strCache>
             </c:strRef>
           </c:tx>
-          <c:spPr/>
           <c:marker>
             <c:symbol val="none"/>
           </c:marker>
           <c:dLbls>
-            <c:numFmt formatCode="General" sourceLinked="1"/>
             <c:spPr>
               <a:noFill/>
               <a:ln>
@@ -709,6 +967,7 @@
                 <a:pPr>
                   <a:defRPr sz="1100" baseline="0"/>
                 </a:pPr>
+                <a:endParaRPr lang="en-US"/>
               </a:p>
             </c:txPr>
             <c:showLegendKey val="0"/>
@@ -772,6 +1031,11 @@
             </c:numRef>
           </c:val>
           <c:smooth val="0"/>
+          <c:extLst>
+            <c:ext xmlns:c16="http://schemas.microsoft.com/office/drawing/2014/chart" uri="{C3380CC4-5D6E-409C-BE32-E72D297353CC}">
+              <c16:uniqueId val="{00000001-B9F9-4749-9267-E515DA5025FE}"/>
+            </c:ext>
+          </c:extLst>
         </c:ser>
         <c:ser>
           <c:idx val="2"/>
@@ -787,12 +1051,10 @@
               </c:strCache>
             </c:strRef>
           </c:tx>
-          <c:spPr/>
           <c:marker>
             <c:symbol val="none"/>
           </c:marker>
           <c:dLbls>
-            <c:numFmt formatCode="General" sourceLinked="1"/>
             <c:spPr>
               <a:noFill/>
               <a:ln>
@@ -807,6 +1069,7 @@
                 <a:pPr>
                   <a:defRPr sz="1100" baseline="0"/>
                 </a:pPr>
+                <a:endParaRPr lang="en-US"/>
               </a:p>
             </c:txPr>
             <c:showLegendKey val="0"/>
@@ -870,7 +1133,21 @@
             </c:numRef>
           </c:val>
           <c:smooth val="0"/>
+          <c:extLst>
+            <c:ext xmlns:c16="http://schemas.microsoft.com/office/drawing/2014/chart" uri="{C3380CC4-5D6E-409C-BE32-E72D297353CC}">
+              <c16:uniqueId val="{00000002-B9F9-4749-9267-E515DA5025FE}"/>
+            </c:ext>
+          </c:extLst>
         </c:ser>
+        <c:dLbls>
+          <c:showLegendKey val="0"/>
+          <c:showVal val="0"/>
+          <c:showCatName val="0"/>
+          <c:showSerName val="0"/>
+          <c:showPercent val="0"/>
+          <c:showBubbleSize val="0"/>
+        </c:dLbls>
+        <c:smooth val="0"/>
         <c:axId val="59983360"/>
         <c:axId val="57253888"/>
       </c:lineChart>
@@ -891,7 +1168,7 @@
                   <a:defRPr sz="1000"/>
                 </a:pPr>
                 <a:r>
-                  <a:rPr b="1" sz="1000" baseline="0">
+                  <a:rPr lang="en-US" sz="1000" b="1" baseline="0">
                     <a:latin typeface="Times New Roman"/>
                     <a:ea typeface="Times New Roman"/>
                     <a:cs typeface="Times New Roman"/>
@@ -901,7 +1178,6 @@
               </a:p>
             </c:rich>
           </c:tx>
-          <c:layout/>
           <c:overlay val="0"/>
           <c:spPr>
             <a:noFill/>
@@ -911,6 +1187,7 @@
             </a:ln>
           </c:spPr>
         </c:title>
+        <c:numFmt formatCode="General" sourceLinked="0"/>
         <c:majorTickMark val="out"/>
         <c:minorTickMark val="none"/>
         <c:tickLblPos val="nextTo"/>
@@ -929,6 +1206,7 @@
         <c:delete val="0"/>
         <c:axPos val="l"/>
         <c:majorGridlines/>
+        <c:numFmt formatCode="General" sourceLinked="1"/>
         <c:majorTickMark val="out"/>
         <c:minorTickMark val="none"/>
         <c:tickLblPos val="low"/>
@@ -948,12 +1226,11 @@
     </c:plotArea>
     <c:legend>
       <c:legendPos val="b"/>
-      <c:layout/>
       <c:overlay val="0"/>
-      <c:spPr/>
     </c:legend>
     <c:plotVisOnly val="1"/>
     <c:dispBlanksAs val="gap"/>
+    <c:showDLblsOverMax val="1"/>
   </c:chart>
   <c:spPr>
     <a:solidFill>
